--- a/documentation.docx
+++ b/documentation.docx
@@ -5,16 +5,16 @@
     <w:p>
       <w:pPr>
         <w:rPr>
-          <w:sz w:val="36"/>
-          <w:szCs w:val="36"/>
+          <w:sz w:val="44"/>
+          <w:szCs w:val="44"/>
         </w:rPr>
       </w:pPr>
       <w:r>
         <w:rPr>
           <w:b/>
           <w:bCs/>
-          <w:sz w:val="36"/>
-          <w:szCs w:val="36"/>
+          <w:sz w:val="44"/>
+          <w:szCs w:val="44"/>
         </w:rPr>
         <w:t>QR Code Information</w:t>
       </w:r>
@@ -95,16 +95,16 @@
     <w:p>
       <w:pPr>
         <w:rPr>
-          <w:sz w:val="36"/>
-          <w:szCs w:val="36"/>
+          <w:sz w:val="44"/>
+          <w:szCs w:val="44"/>
         </w:rPr>
       </w:pPr>
       <w:r>
         <w:rPr>
           <w:b/>
           <w:bCs/>
-          <w:sz w:val="36"/>
-          <w:szCs w:val="36"/>
+          <w:sz w:val="44"/>
+          <w:szCs w:val="44"/>
         </w:rPr>
         <w:t>Data Encoding</w:t>
       </w:r>
@@ -396,14 +396,5428 @@
           <w:szCs w:val="36"/>
         </w:rPr>
       </w:pPr>
-    </w:p>
-    <w:p>
-      <w:pPr>
-        <w:rPr>
-          <w:sz w:val="36"/>
-          <w:szCs w:val="36"/>
-        </w:rPr>
-      </w:pPr>
+      <w:r>
+        <w:rPr>
+          <w:sz w:val="36"/>
+          <w:szCs w:val="36"/>
+        </w:rPr>
+        <w:t>encode makes a list of bytes</w:t>
+      </w:r>
+    </w:p>
+    <w:p>
+      <w:pPr>
+        <w:rPr>
+          <w:sz w:val="36"/>
+          <w:szCs w:val="36"/>
+        </w:rPr>
+      </w:pPr>
+      <w:r>
+        <w:rPr>
+          <w:sz w:val="36"/>
+          <w:szCs w:val="36"/>
+        </w:rPr>
+        <w:t>Then convert them into 8 bits</w:t>
+      </w:r>
+    </w:p>
+    <w:p>
+      <w:pPr>
+        <w:rPr>
+          <w:sz w:val="36"/>
+          <w:szCs w:val="36"/>
+        </w:rPr>
+      </w:pPr>
+      <w:r>
+        <w:rPr>
+          <w:sz w:val="36"/>
+          <w:szCs w:val="36"/>
+        </w:rPr>
+        <w:t>In python:</w:t>
+      </w:r>
+    </w:p>
+    <w:p>
+      <w:pPr>
+        <w:rPr>
+          <w:sz w:val="36"/>
+          <w:szCs w:val="36"/>
+        </w:rPr>
+      </w:pPr>
+      <w:r>
+        <w:rPr>
+          <w:sz w:val="36"/>
+          <w:szCs w:val="36"/>
+        </w:rPr>
+        <w:t xml:space="preserve">Loop through bytes and use </w:t>
+      </w:r>
+      <w:proofErr w:type="gramStart"/>
+      <w:r>
+        <w:rPr>
+          <w:sz w:val="36"/>
+          <w:szCs w:val="36"/>
+        </w:rPr>
+        <w:t>format(</w:t>
+      </w:r>
+      <w:proofErr w:type="gramEnd"/>
+      <w:r>
+        <w:rPr>
+          <w:sz w:val="36"/>
+          <w:szCs w:val="36"/>
+        </w:rPr>
+        <w:t>byte, “08b”)</w:t>
+      </w:r>
+    </w:p>
+    <w:p>
+      <w:pPr>
+        <w:rPr>
+          <w:sz w:val="36"/>
+          <w:szCs w:val="36"/>
+        </w:rPr>
+      </w:pPr>
+    </w:p>
+    <w:p>
+      <w:pPr>
+        <w:rPr>
+          <w:sz w:val="36"/>
+          <w:szCs w:val="36"/>
+        </w:rPr>
+      </w:pPr>
+      <w:r>
+        <w:rPr>
+          <w:sz w:val="36"/>
+          <w:szCs w:val="36"/>
+        </w:rPr>
+        <w:t>Now you should have mode indicator bits, character count bits, and the data bits</w:t>
+      </w:r>
+    </w:p>
+    <w:p>
+      <w:pPr>
+        <w:rPr>
+          <w:sz w:val="36"/>
+          <w:szCs w:val="36"/>
+        </w:rPr>
+      </w:pPr>
+    </w:p>
+    <w:p>
+      <w:pPr>
+        <w:rPr>
+          <w:sz w:val="36"/>
+          <w:szCs w:val="36"/>
+        </w:rPr>
+      </w:pPr>
+      <w:r>
+        <w:rPr>
+          <w:sz w:val="36"/>
+          <w:szCs w:val="36"/>
+        </w:rPr>
+        <w:t>Based on the version and error correction the QR code has a specific required amount of bits</w:t>
+      </w:r>
+    </w:p>
+    <w:p>
+      <w:pPr>
+        <w:rPr>
+          <w:sz w:val="36"/>
+          <w:szCs w:val="36"/>
+        </w:rPr>
+      </w:pPr>
+    </w:p>
+    <w:p>
+      <w:pPr>
+        <w:rPr>
+          <w:sz w:val="32"/>
+          <w:szCs w:val="32"/>
+        </w:rPr>
+      </w:pPr>
+    </w:p>
+    <w:p>
+      <w:pPr>
+        <w:rPr>
+          <w:sz w:val="36"/>
+          <w:szCs w:val="36"/>
+        </w:rPr>
+      </w:pPr>
+      <w:r>
+        <w:rPr>
+          <w:sz w:val="36"/>
+          <w:szCs w:val="36"/>
+        </w:rPr>
+        <w:lastRenderedPageBreak/>
+        <w:t xml:space="preserve">Get required bits </w:t>
+      </w:r>
+      <w:r>
+        <w:rPr>
+          <w:sz w:val="36"/>
+          <w:szCs w:val="36"/>
+        </w:rPr>
+        <w:t>by multiplying total number of data codewords by 8 from the error correction table</w:t>
+      </w:r>
+      <w:r>
+        <w:rPr>
+          <w:sz w:val="36"/>
+          <w:szCs w:val="36"/>
+        </w:rPr>
+        <w:t xml:space="preserve"> (found in the error correction section and resources)</w:t>
+      </w:r>
+    </w:p>
+    <w:p>
+      <w:pPr>
+        <w:rPr>
+          <w:sz w:val="36"/>
+          <w:szCs w:val="36"/>
+        </w:rPr>
+      </w:pPr>
+      <w:r>
+        <w:rPr>
+          <w:sz w:val="36"/>
+          <w:szCs w:val="36"/>
+        </w:rPr>
+        <w:t>The string of bits we have must be this long</w:t>
+      </w:r>
+    </w:p>
+    <w:p>
+      <w:pPr>
+        <w:rPr>
+          <w:sz w:val="36"/>
+          <w:szCs w:val="36"/>
+        </w:rPr>
+      </w:pPr>
+    </w:p>
+    <w:p>
+      <w:pPr>
+        <w:rPr>
+          <w:sz w:val="36"/>
+          <w:szCs w:val="36"/>
+        </w:rPr>
+      </w:pPr>
+      <w:proofErr w:type="gramStart"/>
+      <w:r>
+        <w:rPr>
+          <w:sz w:val="36"/>
+          <w:szCs w:val="36"/>
+        </w:rPr>
+        <w:t>First</w:t>
+      </w:r>
+      <w:proofErr w:type="gramEnd"/>
+      <w:r>
+        <w:rPr>
+          <w:sz w:val="36"/>
+          <w:szCs w:val="36"/>
+        </w:rPr>
+        <w:t xml:space="preserve"> we add terminator zeros:</w:t>
+      </w:r>
+    </w:p>
+    <w:p>
+      <w:pPr>
+        <w:rPr>
+          <w:sz w:val="36"/>
+          <w:szCs w:val="36"/>
+        </w:rPr>
+      </w:pPr>
+      <w:r>
+        <w:rPr>
+          <w:sz w:val="36"/>
+          <w:szCs w:val="36"/>
+        </w:rPr>
+        <w:t>If bits string is less than required bits you add up to four 0s</w:t>
+      </w:r>
+    </w:p>
+    <w:p>
+      <w:pPr>
+        <w:pStyle w:val="ListParagraph"/>
+        <w:numPr>
+          <w:ilvl w:val="0"/>
+          <w:numId w:val="1"/>
+        </w:numPr>
+        <w:rPr>
+          <w:sz w:val="36"/>
+          <w:szCs w:val="36"/>
+        </w:rPr>
+      </w:pPr>
+      <w:r>
+        <w:rPr>
+          <w:sz w:val="36"/>
+          <w:szCs w:val="36"/>
+        </w:rPr>
+        <w:t>If you need less than four 0s to reach the requirement add enough to reach it</w:t>
+      </w:r>
+    </w:p>
+    <w:p>
+      <w:pPr>
+        <w:pStyle w:val="ListParagraph"/>
+        <w:numPr>
+          <w:ilvl w:val="0"/>
+          <w:numId w:val="1"/>
+        </w:numPr>
+        <w:rPr>
+          <w:sz w:val="36"/>
+          <w:szCs w:val="36"/>
+        </w:rPr>
+      </w:pPr>
+      <w:r>
+        <w:rPr>
+          <w:sz w:val="36"/>
+          <w:szCs w:val="36"/>
+        </w:rPr>
+        <w:t>If you need 4 bits just add the 4 0s</w:t>
+      </w:r>
+    </w:p>
+    <w:p>
+      <w:pPr>
+        <w:pStyle w:val="ListParagraph"/>
+        <w:numPr>
+          <w:ilvl w:val="0"/>
+          <w:numId w:val="1"/>
+        </w:numPr>
+        <w:rPr>
+          <w:sz w:val="36"/>
+          <w:szCs w:val="36"/>
+        </w:rPr>
+      </w:pPr>
+      <w:r>
+        <w:rPr>
+          <w:sz w:val="36"/>
+          <w:szCs w:val="36"/>
+        </w:rPr>
+        <w:t>If you need more than four bits add 4 0s then continue to the next step</w:t>
+      </w:r>
+    </w:p>
+    <w:p>
+      <w:pPr>
+        <w:rPr>
+          <w:sz w:val="36"/>
+          <w:szCs w:val="36"/>
+        </w:rPr>
+      </w:pPr>
+    </w:p>
+    <w:p>
+      <w:pPr>
+        <w:rPr>
+          <w:sz w:val="36"/>
+          <w:szCs w:val="36"/>
+        </w:rPr>
+      </w:pPr>
+      <w:r>
+        <w:rPr>
+          <w:sz w:val="36"/>
+          <w:szCs w:val="36"/>
+        </w:rPr>
+        <w:t>Make it a multiple of 8:</w:t>
+      </w:r>
+    </w:p>
+    <w:p>
+      <w:pPr>
+        <w:rPr>
+          <w:sz w:val="36"/>
+          <w:szCs w:val="36"/>
+        </w:rPr>
+      </w:pPr>
+      <w:r>
+        <w:rPr>
+          <w:sz w:val="36"/>
+          <w:szCs w:val="36"/>
+        </w:rPr>
+        <w:t>Of bit string length after adding terminator bits is not a multiple of 8 add 0s to the right to complete the byte</w:t>
+      </w:r>
+    </w:p>
+    <w:p>
+      <w:pPr>
+        <w:rPr>
+          <w:sz w:val="36"/>
+          <w:szCs w:val="36"/>
+        </w:rPr>
+      </w:pPr>
+      <w:r>
+        <w:rPr>
+          <w:sz w:val="36"/>
+          <w:szCs w:val="36"/>
+        </w:rPr>
+        <w:t>You can do this by splitting it into bytes and checking how many bits there are</w:t>
+      </w:r>
+    </w:p>
+    <w:p>
+      <w:pPr>
+        <w:rPr>
+          <w:sz w:val="36"/>
+          <w:szCs w:val="36"/>
+        </w:rPr>
+      </w:pPr>
+      <w:r>
+        <w:rPr>
+          <w:sz w:val="36"/>
+          <w:szCs w:val="36"/>
+        </w:rPr>
+        <w:t>If it’s less than 8 add enough 0s to the right to make it 8 bits</w:t>
+      </w:r>
+    </w:p>
+    <w:p>
+      <w:pPr>
+        <w:rPr>
+          <w:sz w:val="36"/>
+          <w:szCs w:val="36"/>
+        </w:rPr>
+      </w:pPr>
+    </w:p>
+    <w:p>
+      <w:pPr>
+        <w:rPr>
+          <w:sz w:val="36"/>
+          <w:szCs w:val="36"/>
+        </w:rPr>
+      </w:pPr>
+      <w:r>
+        <w:rPr>
+          <w:sz w:val="36"/>
+          <w:szCs w:val="36"/>
+        </w:rPr>
+        <w:t>Finally add pad bytes if necessary</w:t>
+      </w:r>
+    </w:p>
+    <w:p>
+      <w:pPr>
+        <w:rPr>
+          <w:sz w:val="36"/>
+          <w:szCs w:val="36"/>
+        </w:rPr>
+      </w:pPr>
+      <w:r>
+        <w:rPr>
+          <w:sz w:val="36"/>
+          <w:szCs w:val="36"/>
+        </w:rPr>
+        <w:lastRenderedPageBreak/>
+        <w:t>If the length still didn’t reach the requirement add the following bit pattern repeatedly until you reach the requirement</w:t>
+      </w:r>
+    </w:p>
+    <w:p>
+      <w:pPr>
+        <w:rPr>
+          <w:sz w:val="36"/>
+          <w:szCs w:val="36"/>
+        </w:rPr>
+      </w:pPr>
+      <w:r>
+        <w:rPr>
+          <w:sz w:val="36"/>
+          <w:szCs w:val="36"/>
+        </w:rPr>
+        <w:t>11101100 00010001</w:t>
+      </w:r>
+    </w:p>
+    <w:p>
+      <w:pPr>
+        <w:rPr>
+          <w:sz w:val="36"/>
+          <w:szCs w:val="36"/>
+        </w:rPr>
+      </w:pPr>
+    </w:p>
+    <w:p>
+      <w:pPr>
+        <w:rPr>
+          <w:sz w:val="36"/>
+          <w:szCs w:val="36"/>
+        </w:rPr>
+      </w:pPr>
+    </w:p>
+    <w:p>
+      <w:pPr>
+        <w:rPr>
+          <w:sz w:val="44"/>
+          <w:szCs w:val="44"/>
+        </w:rPr>
+      </w:pPr>
+      <w:r>
+        <w:rPr>
+          <w:b/>
+          <w:bCs/>
+          <w:sz w:val="44"/>
+          <w:szCs w:val="44"/>
+        </w:rPr>
+        <w:t>Error Correction</w:t>
+      </w:r>
+    </w:p>
+    <w:p>
+      <w:pPr>
+        <w:rPr>
+          <w:sz w:val="36"/>
+          <w:szCs w:val="36"/>
+        </w:rPr>
+      </w:pPr>
+    </w:p>
+    <w:p>
+      <w:pPr>
+        <w:rPr>
+          <w:sz w:val="36"/>
+          <w:szCs w:val="36"/>
+        </w:rPr>
+      </w:pPr>
+      <w:r>
+        <w:rPr>
+          <w:sz w:val="36"/>
+          <w:szCs w:val="36"/>
+        </w:rPr>
+        <w:t>Error Correction Table</w:t>
+      </w:r>
+    </w:p>
+    <w:p>
+      <w:pPr>
+        <w:rPr>
+          <w:sz w:val="36"/>
+          <w:szCs w:val="36"/>
+        </w:rPr>
+      </w:pPr>
+      <w:hyperlink r:id="rId8" w:history="1">
+        <w:r>
+          <w:rPr>
+            <w:rStyle w:val="Hyperlink"/>
+          </w:rPr>
+          <w:t>https://www.thonky.com/qr-code-tutorial/error-correction-table</w:t>
+        </w:r>
+      </w:hyperlink>
+    </w:p>
+    <w:p>
+      <w:pPr>
+        <w:rPr>
+          <w:sz w:val="36"/>
+          <w:szCs w:val="36"/>
+        </w:rPr>
+      </w:pPr>
+    </w:p>
+    <w:p>
+      <w:pPr>
+        <w:rPr>
+          <w:sz w:val="36"/>
+          <w:szCs w:val="36"/>
+        </w:rPr>
+      </w:pPr>
+      <w:r>
+        <w:rPr>
+          <w:sz w:val="36"/>
+          <w:szCs w:val="36"/>
+        </w:rPr>
+        <w:t>Find from the table find the following:</w:t>
+      </w:r>
+    </w:p>
+    <w:p>
+      <w:pPr>
+        <w:pStyle w:val="ListParagraph"/>
+        <w:numPr>
+          <w:ilvl w:val="0"/>
+          <w:numId w:val="1"/>
+        </w:numPr>
+        <w:rPr>
+          <w:sz w:val="36"/>
+          <w:szCs w:val="36"/>
+        </w:rPr>
+      </w:pPr>
+      <w:r>
+        <w:rPr>
+          <w:sz w:val="36"/>
+          <w:szCs w:val="36"/>
+        </w:rPr>
+        <w:t>How many groups</w:t>
+      </w:r>
+    </w:p>
+    <w:p>
+      <w:pPr>
+        <w:pStyle w:val="ListParagraph"/>
+        <w:numPr>
+          <w:ilvl w:val="0"/>
+          <w:numId w:val="1"/>
+        </w:numPr>
+        <w:rPr>
+          <w:sz w:val="36"/>
+          <w:szCs w:val="36"/>
+        </w:rPr>
+      </w:pPr>
+      <w:r>
+        <w:rPr>
+          <w:sz w:val="36"/>
+          <w:szCs w:val="36"/>
+        </w:rPr>
+        <w:t>How many blocks in each group</w:t>
+      </w:r>
+    </w:p>
+    <w:p>
+      <w:pPr>
+        <w:pStyle w:val="ListParagraph"/>
+        <w:numPr>
+          <w:ilvl w:val="0"/>
+          <w:numId w:val="1"/>
+        </w:numPr>
+        <w:rPr>
+          <w:sz w:val="36"/>
+          <w:szCs w:val="36"/>
+        </w:rPr>
+      </w:pPr>
+      <w:r>
+        <w:rPr>
+          <w:sz w:val="36"/>
+          <w:szCs w:val="36"/>
+        </w:rPr>
+        <w:t>How many data codewords for each group</w:t>
+      </w:r>
+    </w:p>
+    <w:p>
+      <w:pPr>
+        <w:pStyle w:val="ListParagraph"/>
+        <w:numPr>
+          <w:ilvl w:val="0"/>
+          <w:numId w:val="1"/>
+        </w:numPr>
+        <w:rPr>
+          <w:sz w:val="36"/>
+          <w:szCs w:val="36"/>
+        </w:rPr>
+      </w:pPr>
+      <w:r>
+        <w:rPr>
+          <w:sz w:val="36"/>
+          <w:szCs w:val="36"/>
+        </w:rPr>
+        <w:t>How many error correction codewords for each block</w:t>
+      </w:r>
+    </w:p>
+    <w:p>
+      <w:pPr>
+        <w:rPr>
+          <w:sz w:val="36"/>
+          <w:szCs w:val="36"/>
+        </w:rPr>
+      </w:pPr>
+      <w:r>
+        <w:rPr>
+          <w:sz w:val="36"/>
+          <w:szCs w:val="36"/>
+        </w:rPr>
+        <w:t>Note: a codeword is a byte</w:t>
+      </w:r>
+    </w:p>
+    <w:p>
+      <w:pPr>
+        <w:rPr>
+          <w:sz w:val="36"/>
+          <w:szCs w:val="36"/>
+        </w:rPr>
+      </w:pPr>
+      <w:r>
+        <w:rPr>
+          <w:sz w:val="36"/>
+          <w:szCs w:val="36"/>
+        </w:rPr>
+        <w:t>Split your data codewords into groups and blocks based on the above values</w:t>
+      </w:r>
+    </w:p>
+    <w:p>
+      <w:pPr>
+        <w:rPr>
+          <w:sz w:val="36"/>
+          <w:szCs w:val="36"/>
+        </w:rPr>
+      </w:pPr>
+    </w:p>
+    <w:p>
+      <w:pPr>
+        <w:rPr>
+          <w:sz w:val="36"/>
+          <w:szCs w:val="36"/>
+        </w:rPr>
+      </w:pPr>
+      <w:r>
+        <w:rPr>
+          <w:sz w:val="36"/>
+          <w:szCs w:val="36"/>
+        </w:rPr>
+        <w:t>The error correction method uses Galois Fields</w:t>
+      </w:r>
+    </w:p>
+    <w:p>
+      <w:pPr>
+        <w:rPr>
+          <w:sz w:val="36"/>
+          <w:szCs w:val="36"/>
+        </w:rPr>
+      </w:pPr>
+    </w:p>
+    <w:p>
+      <w:pPr>
+        <w:rPr>
+          <w:sz w:val="36"/>
+          <w:szCs w:val="36"/>
+        </w:rPr>
+      </w:pPr>
+      <w:r>
+        <w:rPr>
+          <w:sz w:val="36"/>
+          <w:szCs w:val="36"/>
+        </w:rPr>
+        <w:lastRenderedPageBreak/>
+        <w:t xml:space="preserve">Galois Field 256 - </w:t>
+      </w:r>
+      <w:proofErr w:type="gramStart"/>
+      <w:r>
+        <w:rPr>
+          <w:sz w:val="36"/>
+          <w:szCs w:val="36"/>
+        </w:rPr>
+        <w:t>GF(</w:t>
+      </w:r>
+      <w:proofErr w:type="gramEnd"/>
+      <w:r>
+        <w:rPr>
+          <w:sz w:val="36"/>
+          <w:szCs w:val="36"/>
+        </w:rPr>
+        <w:t>256):</w:t>
+      </w:r>
+    </w:p>
+    <w:p>
+      <w:pPr>
+        <w:rPr>
+          <w:sz w:val="36"/>
+          <w:szCs w:val="36"/>
+        </w:rPr>
+      </w:pPr>
+      <w:r>
+        <w:rPr>
+          <w:sz w:val="36"/>
+          <w:szCs w:val="36"/>
+        </w:rPr>
+        <w:t>This is basically a way to represent numbers in 8 bits and apply arithmetic in a way to avoid going above 255</w:t>
+      </w:r>
+    </w:p>
+    <w:p>
+      <w:pPr>
+        <w:rPr>
+          <w:sz w:val="36"/>
+          <w:szCs w:val="36"/>
+        </w:rPr>
+      </w:pPr>
+      <w:r>
+        <w:rPr>
+          <w:sz w:val="36"/>
+          <w:szCs w:val="36"/>
+        </w:rPr>
+        <w:t xml:space="preserve">All numbers in </w:t>
+      </w:r>
+      <w:proofErr w:type="gramStart"/>
+      <w:r>
+        <w:rPr>
+          <w:sz w:val="36"/>
+          <w:szCs w:val="36"/>
+        </w:rPr>
+        <w:t>GF(</w:t>
+      </w:r>
+      <w:proofErr w:type="gramEnd"/>
+      <w:r>
+        <w:rPr>
+          <w:sz w:val="36"/>
+          <w:szCs w:val="36"/>
+        </w:rPr>
+        <w:t>256) are between 0 and 255</w:t>
+      </w:r>
+    </w:p>
+    <w:p>
+      <w:pPr>
+        <w:rPr>
+          <w:sz w:val="36"/>
+          <w:szCs w:val="36"/>
+        </w:rPr>
+      </w:pPr>
+      <w:r>
+        <w:rPr>
+          <w:sz w:val="36"/>
+          <w:szCs w:val="36"/>
+        </w:rPr>
+        <w:t xml:space="preserve">In </w:t>
+      </w:r>
+      <w:proofErr w:type="gramStart"/>
+      <w:r>
+        <w:rPr>
+          <w:sz w:val="36"/>
+          <w:szCs w:val="36"/>
+        </w:rPr>
+        <w:t>GF(</w:t>
+      </w:r>
+      <w:proofErr w:type="gramEnd"/>
+      <w:r>
+        <w:rPr>
+          <w:sz w:val="36"/>
+          <w:szCs w:val="36"/>
+        </w:rPr>
+        <w:t>256) negative numbers have the same value as their positive value so -a = a</w:t>
+      </w:r>
+    </w:p>
+    <w:p>
+      <w:pPr>
+        <w:rPr>
+          <w:sz w:val="36"/>
+          <w:szCs w:val="36"/>
+        </w:rPr>
+      </w:pPr>
+      <w:r>
+        <w:rPr>
+          <w:sz w:val="36"/>
+          <w:szCs w:val="36"/>
+        </w:rPr>
+        <w:t xml:space="preserve">This means that </w:t>
+      </w:r>
+      <w:proofErr w:type="spellStart"/>
+      <w:r>
+        <w:rPr>
+          <w:sz w:val="36"/>
+          <w:szCs w:val="36"/>
+        </w:rPr>
+        <w:t>a+b</w:t>
+      </w:r>
+      <w:proofErr w:type="spellEnd"/>
+      <w:r>
+        <w:rPr>
+          <w:sz w:val="36"/>
+          <w:szCs w:val="36"/>
+        </w:rPr>
+        <w:t xml:space="preserve"> = a-b</w:t>
+      </w:r>
+    </w:p>
+    <w:p>
+      <w:pPr>
+        <w:rPr>
+          <w:sz w:val="36"/>
+          <w:szCs w:val="36"/>
+        </w:rPr>
+      </w:pPr>
+      <w:r>
+        <w:rPr>
+          <w:sz w:val="36"/>
+          <w:szCs w:val="36"/>
+        </w:rPr>
+        <w:t>Addition and subtraction are done by using bitwise XOR</w:t>
+      </w:r>
+    </w:p>
+    <w:p>
+      <w:pPr>
+        <w:rPr>
+          <w:sz w:val="36"/>
+          <w:szCs w:val="36"/>
+        </w:rPr>
+      </w:pPr>
+      <w:r>
+        <w:rPr>
+          <w:sz w:val="36"/>
+          <w:szCs w:val="36"/>
+        </w:rPr>
+        <w:t>a + b = a ^ b (^ is bitwise XOR)</w:t>
+      </w:r>
+    </w:p>
+    <w:p>
+      <w:pPr>
+        <w:rPr>
+          <w:sz w:val="36"/>
+          <w:szCs w:val="36"/>
+        </w:rPr>
+      </w:pPr>
+    </w:p>
+    <w:p>
+      <w:pPr>
+        <w:rPr>
+          <w:sz w:val="36"/>
+          <w:szCs w:val="36"/>
+        </w:rPr>
+      </w:pPr>
+      <w:r>
+        <w:rPr>
+          <w:sz w:val="36"/>
+          <w:szCs w:val="36"/>
+        </w:rPr>
+        <w:t>Multiplication</w:t>
+      </w:r>
+    </w:p>
+    <w:p>
+      <w:pPr>
+        <w:rPr>
+          <w:sz w:val="36"/>
+          <w:szCs w:val="36"/>
+        </w:rPr>
+      </w:pPr>
+      <w:r>
+        <w:rPr>
+          <w:sz w:val="36"/>
+          <w:szCs w:val="36"/>
+        </w:rPr>
+        <w:t xml:space="preserve">All numbers in </w:t>
+      </w:r>
+      <w:proofErr w:type="gramStart"/>
+      <w:r>
+        <w:rPr>
+          <w:sz w:val="36"/>
+          <w:szCs w:val="36"/>
+        </w:rPr>
+        <w:t>GF(</w:t>
+      </w:r>
+      <w:proofErr w:type="gramEnd"/>
+      <w:r>
+        <w:rPr>
+          <w:sz w:val="36"/>
+          <w:szCs w:val="36"/>
+        </w:rPr>
+        <w:t xml:space="preserve">256) </w:t>
+      </w:r>
+      <w:r>
+        <w:rPr>
+          <w:sz w:val="36"/>
+          <w:szCs w:val="36"/>
+        </w:rPr>
+        <w:t>can be represented by 2</w:t>
+      </w:r>
+      <w:r>
+        <w:rPr>
+          <w:sz w:val="36"/>
+          <w:szCs w:val="36"/>
+          <w:vertAlign w:val="superscript"/>
+        </w:rPr>
+        <w:t>n</w:t>
+      </w:r>
+      <w:r>
+        <w:rPr>
+          <w:sz w:val="36"/>
+          <w:szCs w:val="36"/>
+        </w:rPr>
+        <w:t xml:space="preserve"> </w:t>
+      </w:r>
+      <w:proofErr w:type="gramStart"/>
+      <w:r>
+        <w:rPr>
+          <w:sz w:val="36"/>
+          <w:szCs w:val="36"/>
+        </w:rPr>
+        <w:t>where</w:t>
+      </w:r>
+      <w:proofErr w:type="gramEnd"/>
+      <w:r>
+        <w:rPr>
+          <w:sz w:val="36"/>
+          <w:szCs w:val="36"/>
+        </w:rPr>
+        <w:t xml:space="preserve"> </w:t>
+      </w:r>
+    </w:p>
+    <w:p>
+      <w:pPr>
+        <w:rPr>
+          <w:sz w:val="36"/>
+          <w:szCs w:val="36"/>
+        </w:rPr>
+      </w:pPr>
+      <w:r>
+        <w:rPr>
+          <w:sz w:val="36"/>
+          <w:szCs w:val="36"/>
+        </w:rPr>
+        <w:t>0 &lt;= n &lt;= 255</w:t>
+      </w:r>
+    </w:p>
+    <w:p>
+      <w:pPr>
+        <w:rPr>
+          <w:sz w:val="36"/>
+          <w:szCs w:val="36"/>
+        </w:rPr>
+      </w:pPr>
+      <w:r>
+        <w:rPr>
+          <w:sz w:val="36"/>
+          <w:szCs w:val="36"/>
+        </w:rPr>
+        <w:t xml:space="preserve">Note: 0 can’t be represented as </w:t>
+      </w:r>
+      <w:r>
+        <w:rPr>
+          <w:sz w:val="36"/>
+          <w:szCs w:val="36"/>
+        </w:rPr>
+        <w:t>α</w:t>
+      </w:r>
+      <w:r>
+        <w:rPr>
+          <w:sz w:val="36"/>
+          <w:szCs w:val="36"/>
+          <w:vertAlign w:val="superscript"/>
+        </w:rPr>
+        <w:t>n</w:t>
+      </w:r>
+    </w:p>
+    <w:p>
+      <w:pPr>
+        <w:rPr>
+          <w:sz w:val="36"/>
+          <w:szCs w:val="36"/>
+        </w:rPr>
+      </w:pPr>
+      <w:r>
+        <w:rPr>
+          <w:sz w:val="36"/>
+          <w:szCs w:val="36"/>
+        </w:rPr>
+        <w:t>But this calculation isn’t done normally</w:t>
+      </w:r>
+    </w:p>
+    <w:p>
+      <w:pPr>
+        <w:rPr>
+          <w:sz w:val="36"/>
+          <w:szCs w:val="36"/>
+        </w:rPr>
+      </w:pPr>
+      <w:r>
+        <w:rPr>
+          <w:sz w:val="36"/>
+          <w:szCs w:val="36"/>
+        </w:rPr>
+        <w:t xml:space="preserve">For </w:t>
+      </w:r>
+      <w:proofErr w:type="gramStart"/>
+      <w:r>
+        <w:rPr>
+          <w:sz w:val="36"/>
+          <w:szCs w:val="36"/>
+        </w:rPr>
+        <w:t>example</w:t>
+      </w:r>
+      <w:proofErr w:type="gramEnd"/>
+      <w:r>
+        <w:rPr>
+          <w:sz w:val="36"/>
+          <w:szCs w:val="36"/>
+        </w:rPr>
+        <w:t xml:space="preserve"> 2</w:t>
+      </w:r>
+      <w:r>
+        <w:rPr>
+          <w:sz w:val="36"/>
+          <w:szCs w:val="36"/>
+          <w:vertAlign w:val="superscript"/>
+        </w:rPr>
+        <w:t>8</w:t>
+      </w:r>
+      <w:r>
+        <w:rPr>
+          <w:sz w:val="36"/>
+          <w:szCs w:val="36"/>
+        </w:rPr>
+        <w:t xml:space="preserve"> is not 256 since that’s out of the range</w:t>
+      </w:r>
+    </w:p>
+    <w:p>
+      <w:pPr>
+        <w:rPr>
+          <w:sz w:val="36"/>
+          <w:szCs w:val="36"/>
+        </w:rPr>
+      </w:pPr>
+    </w:p>
+    <w:p>
+      <w:pPr>
+        <w:rPr>
+          <w:sz w:val="36"/>
+          <w:szCs w:val="36"/>
+        </w:rPr>
+      </w:pPr>
+      <w:r>
+        <w:rPr>
+          <w:sz w:val="36"/>
+          <w:szCs w:val="36"/>
+        </w:rPr>
+        <w:t>How to generate the powers of 2:</w:t>
+      </w:r>
+    </w:p>
+    <w:p>
+      <w:pPr>
+        <w:rPr>
+          <w:sz w:val="36"/>
+          <w:szCs w:val="36"/>
+        </w:rPr>
+      </w:pPr>
+      <w:r>
+        <w:rPr>
+          <w:sz w:val="36"/>
+          <w:szCs w:val="36"/>
+        </w:rPr>
+        <w:t xml:space="preserve">We will XOR </w:t>
+      </w:r>
+      <w:r>
+        <w:rPr>
+          <w:sz w:val="36"/>
+          <w:szCs w:val="36"/>
+        </w:rPr>
+        <w:t>100011101</w:t>
+      </w:r>
+      <w:r>
+        <w:rPr>
+          <w:sz w:val="36"/>
+          <w:szCs w:val="36"/>
+        </w:rPr>
+        <w:t xml:space="preserve"> (285 in decimal) with values &gt; 255</w:t>
+      </w:r>
+    </w:p>
+    <w:p>
+      <w:pPr>
+        <w:rPr>
+          <w:sz w:val="36"/>
+          <w:szCs w:val="36"/>
+        </w:rPr>
+      </w:pPr>
+      <w:r>
+        <w:rPr>
+          <w:sz w:val="36"/>
+          <w:szCs w:val="36"/>
+        </w:rPr>
+        <w:t>From n = 0 to n = 7 do it normally</w:t>
+      </w:r>
+    </w:p>
+    <w:p>
+      <w:pPr>
+        <w:rPr>
+          <w:sz w:val="36"/>
+          <w:szCs w:val="36"/>
+        </w:rPr>
+      </w:pPr>
+      <w:r>
+        <w:rPr>
+          <w:sz w:val="36"/>
+          <w:szCs w:val="36"/>
+        </w:rPr>
+        <w:t>2</w:t>
+      </w:r>
+      <w:r>
+        <w:rPr>
+          <w:sz w:val="36"/>
+          <w:szCs w:val="36"/>
+          <w:vertAlign w:val="superscript"/>
+        </w:rPr>
+        <w:t>8</w:t>
+      </w:r>
+      <w:r>
+        <w:rPr>
+          <w:sz w:val="36"/>
+          <w:szCs w:val="36"/>
+        </w:rPr>
+        <w:t xml:space="preserve"> = 256 &gt; 255 so = 256^285 = 29</w:t>
+      </w:r>
+    </w:p>
+    <w:p>
+      <w:pPr>
+        <w:rPr>
+          <w:sz w:val="36"/>
+          <w:szCs w:val="36"/>
+        </w:rPr>
+      </w:pPr>
+      <w:r>
+        <w:rPr>
+          <w:sz w:val="36"/>
+          <w:szCs w:val="36"/>
+        </w:rPr>
+        <w:lastRenderedPageBreak/>
+        <w:t>2</w:t>
+      </w:r>
+      <w:r>
+        <w:rPr>
+          <w:sz w:val="36"/>
+          <w:szCs w:val="36"/>
+          <w:vertAlign w:val="superscript"/>
+        </w:rPr>
+        <w:t>9</w:t>
+      </w:r>
+      <w:r>
+        <w:rPr>
+          <w:sz w:val="36"/>
+          <w:szCs w:val="36"/>
+        </w:rPr>
+        <w:t xml:space="preserve"> = 2</w:t>
+      </w:r>
+      <w:r>
+        <w:rPr>
+          <w:sz w:val="36"/>
+          <w:szCs w:val="36"/>
+          <w:vertAlign w:val="superscript"/>
+        </w:rPr>
+        <w:t>8</w:t>
+      </w:r>
+      <w:r>
+        <w:rPr>
+          <w:sz w:val="36"/>
+          <w:szCs w:val="36"/>
+        </w:rPr>
+        <w:t>*2 = 29*2 = 58</w:t>
+      </w:r>
+    </w:p>
+    <w:p>
+      <w:pPr>
+        <w:rPr>
+          <w:sz w:val="36"/>
+          <w:szCs w:val="36"/>
+        </w:rPr>
+      </w:pPr>
+      <w:r>
+        <w:rPr>
+          <w:sz w:val="36"/>
+          <w:szCs w:val="36"/>
+        </w:rPr>
+        <w:t>Continue like this</w:t>
+      </w:r>
+    </w:p>
+    <w:p>
+      <w:pPr>
+        <w:rPr>
+          <w:sz w:val="36"/>
+          <w:szCs w:val="36"/>
+        </w:rPr>
+      </w:pPr>
+      <w:r>
+        <w:rPr>
+          <w:sz w:val="36"/>
+          <w:szCs w:val="36"/>
+        </w:rPr>
+        <w:t>If a value becomes &gt; 255 do number^285</w:t>
+      </w:r>
+    </w:p>
+    <w:p>
+      <w:pPr>
+        <w:rPr>
+          <w:sz w:val="36"/>
+          <w:szCs w:val="36"/>
+        </w:rPr>
+      </w:pPr>
+      <w:r>
+        <w:rPr>
+          <w:sz w:val="36"/>
+          <w:szCs w:val="36"/>
+        </w:rPr>
+        <w:t>Continue generating until 2</w:t>
+      </w:r>
+      <w:r>
+        <w:rPr>
+          <w:sz w:val="36"/>
+          <w:szCs w:val="36"/>
+          <w:vertAlign w:val="superscript"/>
+        </w:rPr>
+        <w:t>255</w:t>
+      </w:r>
+    </w:p>
+    <w:p>
+      <w:pPr>
+        <w:rPr>
+          <w:sz w:val="36"/>
+          <w:szCs w:val="36"/>
+        </w:rPr>
+      </w:pPr>
+    </w:p>
+    <w:p>
+      <w:pPr>
+        <w:rPr>
+          <w:sz w:val="36"/>
+          <w:szCs w:val="36"/>
+        </w:rPr>
+      </w:pPr>
+      <w:r>
+        <w:rPr>
+          <w:sz w:val="36"/>
+          <w:szCs w:val="36"/>
+        </w:rPr>
+        <w:t>To multiply two numbers represent them as 2</w:t>
+      </w:r>
+      <w:r>
+        <w:rPr>
+          <w:sz w:val="36"/>
+          <w:szCs w:val="36"/>
+          <w:vertAlign w:val="superscript"/>
+        </w:rPr>
+        <w:t>a</w:t>
+      </w:r>
+      <w:r>
+        <w:rPr>
+          <w:sz w:val="36"/>
+          <w:szCs w:val="36"/>
+        </w:rPr>
+        <w:t xml:space="preserve"> and 2</w:t>
+      </w:r>
+      <w:r>
+        <w:rPr>
+          <w:sz w:val="36"/>
+          <w:szCs w:val="36"/>
+          <w:vertAlign w:val="superscript"/>
+        </w:rPr>
+        <w:t>b</w:t>
+      </w:r>
+    </w:p>
+    <w:p>
+      <w:pPr>
+        <w:rPr>
+          <w:sz w:val="36"/>
+          <w:szCs w:val="36"/>
+        </w:rPr>
+      </w:pPr>
+      <w:r>
+        <w:rPr>
+          <w:sz w:val="36"/>
+          <w:szCs w:val="36"/>
+        </w:rPr>
+        <w:t>2</w:t>
+      </w:r>
+      <w:r>
+        <w:rPr>
+          <w:sz w:val="36"/>
+          <w:szCs w:val="36"/>
+          <w:vertAlign w:val="superscript"/>
+        </w:rPr>
+        <w:t>a</w:t>
+      </w:r>
+      <w:r>
+        <w:rPr>
+          <w:sz w:val="36"/>
+          <w:szCs w:val="36"/>
+        </w:rPr>
+        <w:t xml:space="preserve"> * 2</w:t>
+      </w:r>
+      <w:r>
+        <w:rPr>
+          <w:sz w:val="36"/>
+          <w:szCs w:val="36"/>
+          <w:vertAlign w:val="superscript"/>
+        </w:rPr>
+        <w:t>b</w:t>
+      </w:r>
+      <w:r>
+        <w:rPr>
+          <w:sz w:val="36"/>
+          <w:szCs w:val="36"/>
+        </w:rPr>
+        <w:t xml:space="preserve"> = 2</w:t>
+      </w:r>
+      <w:r>
+        <w:rPr>
+          <w:sz w:val="36"/>
+          <w:szCs w:val="36"/>
+          <w:vertAlign w:val="superscript"/>
+        </w:rPr>
+        <w:t>(</w:t>
+      </w:r>
+      <w:proofErr w:type="spellStart"/>
+      <w:r>
+        <w:rPr>
+          <w:sz w:val="36"/>
+          <w:szCs w:val="36"/>
+          <w:vertAlign w:val="superscript"/>
+        </w:rPr>
+        <w:t>a+b</w:t>
+      </w:r>
+      <w:proofErr w:type="spellEnd"/>
+      <w:r>
+        <w:rPr>
+          <w:sz w:val="36"/>
+          <w:szCs w:val="36"/>
+          <w:vertAlign w:val="superscript"/>
+        </w:rPr>
+        <w:t>)</w:t>
+      </w:r>
+    </w:p>
+    <w:p>
+      <w:pPr>
+        <w:rPr>
+          <w:sz w:val="36"/>
+          <w:szCs w:val="36"/>
+        </w:rPr>
+      </w:pPr>
+      <w:r>
+        <w:rPr>
+          <w:sz w:val="36"/>
+          <w:szCs w:val="36"/>
+        </w:rPr>
+        <w:t>Example: 16*32 = 2</w:t>
+      </w:r>
+      <w:r>
+        <w:rPr>
+          <w:sz w:val="36"/>
+          <w:szCs w:val="36"/>
+          <w:vertAlign w:val="superscript"/>
+        </w:rPr>
+        <w:t>4</w:t>
+      </w:r>
+      <w:r>
+        <w:rPr>
+          <w:sz w:val="36"/>
+          <w:szCs w:val="36"/>
+        </w:rPr>
+        <w:t xml:space="preserve"> * 2</w:t>
+      </w:r>
+      <w:r>
+        <w:rPr>
+          <w:sz w:val="36"/>
+          <w:szCs w:val="36"/>
+          <w:vertAlign w:val="superscript"/>
+        </w:rPr>
+        <w:t>5</w:t>
+      </w:r>
+      <w:r>
+        <w:rPr>
+          <w:sz w:val="36"/>
+          <w:szCs w:val="36"/>
+        </w:rPr>
+        <w:t xml:space="preserve"> = 2</w:t>
+      </w:r>
+      <w:r>
+        <w:rPr>
+          <w:sz w:val="36"/>
+          <w:szCs w:val="36"/>
+          <w:vertAlign w:val="superscript"/>
+        </w:rPr>
+        <w:t>4+5</w:t>
+      </w:r>
+      <w:r>
+        <w:rPr>
+          <w:sz w:val="36"/>
+          <w:szCs w:val="36"/>
+        </w:rPr>
+        <w:t xml:space="preserve"> = 2</w:t>
+      </w:r>
+      <w:r>
+        <w:rPr>
+          <w:sz w:val="36"/>
+          <w:szCs w:val="36"/>
+          <w:vertAlign w:val="superscript"/>
+        </w:rPr>
+        <w:t>9</w:t>
+      </w:r>
+      <w:r>
+        <w:rPr>
+          <w:sz w:val="36"/>
+          <w:szCs w:val="36"/>
+        </w:rPr>
+        <w:t xml:space="preserve"> = 58</w:t>
+      </w:r>
+    </w:p>
+    <w:p>
+      <w:pPr>
+        <w:rPr>
+          <w:sz w:val="36"/>
+          <w:szCs w:val="36"/>
+        </w:rPr>
+      </w:pPr>
+      <w:r>
+        <w:rPr>
+          <w:sz w:val="36"/>
+          <w:szCs w:val="36"/>
+        </w:rPr>
+        <w:t xml:space="preserve">If </w:t>
+      </w:r>
+      <w:proofErr w:type="spellStart"/>
+      <w:r>
+        <w:rPr>
+          <w:sz w:val="36"/>
+          <w:szCs w:val="36"/>
+        </w:rPr>
+        <w:t>a+b</w:t>
+      </w:r>
+      <w:proofErr w:type="spellEnd"/>
+      <w:r>
+        <w:rPr>
+          <w:sz w:val="36"/>
+          <w:szCs w:val="36"/>
+        </w:rPr>
+        <w:t xml:space="preserve"> &gt; 255 apply (</w:t>
+      </w:r>
+      <w:proofErr w:type="spellStart"/>
+      <w:r>
+        <w:rPr>
+          <w:sz w:val="36"/>
+          <w:szCs w:val="36"/>
+        </w:rPr>
+        <w:t>a+</w:t>
+      </w:r>
+      <w:proofErr w:type="gramStart"/>
+      <w:r>
+        <w:rPr>
+          <w:sz w:val="36"/>
+          <w:szCs w:val="36"/>
+        </w:rPr>
+        <w:t>b</w:t>
+      </w:r>
+      <w:proofErr w:type="spellEnd"/>
+      <w:r>
+        <w:rPr>
+          <w:sz w:val="36"/>
+          <w:szCs w:val="36"/>
+        </w:rPr>
+        <w:t>)%</w:t>
+      </w:r>
+      <w:proofErr w:type="gramEnd"/>
+      <w:r>
+        <w:rPr>
+          <w:sz w:val="36"/>
+          <w:szCs w:val="36"/>
+        </w:rPr>
+        <w:t>255 to get a valid number</w:t>
+      </w:r>
+    </w:p>
+    <w:p>
+      <w:pPr>
+        <w:rPr>
+          <w:sz w:val="36"/>
+          <w:szCs w:val="36"/>
+        </w:rPr>
+      </w:pPr>
+      <w:r>
+        <w:rPr>
+          <w:sz w:val="36"/>
+          <w:szCs w:val="36"/>
+        </w:rPr>
+        <w:t xml:space="preserve">Example: </w:t>
+      </w:r>
+      <w:r>
+        <w:rPr>
+          <w:sz w:val="36"/>
+          <w:szCs w:val="36"/>
+        </w:rPr>
+        <w:t>2</w:t>
+      </w:r>
+      <w:r>
+        <w:rPr>
+          <w:sz w:val="36"/>
+          <w:szCs w:val="36"/>
+          <w:vertAlign w:val="superscript"/>
+        </w:rPr>
+        <w:t>170</w:t>
+      </w:r>
+      <w:r>
+        <w:rPr>
+          <w:sz w:val="36"/>
+          <w:szCs w:val="36"/>
+        </w:rPr>
+        <w:t> * 2</w:t>
+      </w:r>
+      <w:r>
+        <w:rPr>
+          <w:sz w:val="36"/>
+          <w:szCs w:val="36"/>
+          <w:vertAlign w:val="superscript"/>
+        </w:rPr>
+        <w:t>164</w:t>
+      </w:r>
+      <w:r>
+        <w:rPr>
+          <w:sz w:val="36"/>
+          <w:szCs w:val="36"/>
+        </w:rPr>
+        <w:t> = 2</w:t>
+      </w:r>
+      <w:r>
+        <w:rPr>
+          <w:sz w:val="36"/>
+          <w:szCs w:val="36"/>
+          <w:vertAlign w:val="superscript"/>
+        </w:rPr>
+        <w:t>(170+164)</w:t>
+      </w:r>
+      <w:r>
+        <w:rPr>
+          <w:sz w:val="36"/>
+          <w:szCs w:val="36"/>
+        </w:rPr>
+        <w:t> = 2</w:t>
+      </w:r>
+      <w:r>
+        <w:rPr>
+          <w:sz w:val="36"/>
+          <w:szCs w:val="36"/>
+          <w:vertAlign w:val="superscript"/>
+        </w:rPr>
+        <w:t>334</w:t>
+      </w:r>
+      <w:r>
+        <w:rPr>
+          <w:sz w:val="36"/>
+          <w:szCs w:val="36"/>
+        </w:rPr>
+        <w:t> </w:t>
+      </w:r>
+      <w:r>
+        <w:rPr>
+          <w:sz w:val="36"/>
+          <w:szCs w:val="36"/>
+        </w:rPr>
+        <w:t>=</w:t>
+      </w:r>
+      <w:r>
+        <w:rPr>
+          <w:sz w:val="36"/>
+          <w:szCs w:val="36"/>
+        </w:rPr>
+        <w:t xml:space="preserve"> 2</w:t>
+      </w:r>
+      <w:r>
+        <w:rPr>
+          <w:sz w:val="36"/>
+          <w:szCs w:val="36"/>
+          <w:vertAlign w:val="superscript"/>
+        </w:rPr>
+        <w:t>334 % 255</w:t>
+      </w:r>
+      <w:r>
+        <w:rPr>
+          <w:sz w:val="36"/>
+          <w:szCs w:val="36"/>
+        </w:rPr>
+        <w:t> = 2</w:t>
+      </w:r>
+      <w:r>
+        <w:rPr>
+          <w:sz w:val="36"/>
+          <w:szCs w:val="36"/>
+          <w:vertAlign w:val="superscript"/>
+        </w:rPr>
+        <w:t>79</w:t>
+      </w:r>
+      <w:r>
+        <w:rPr>
+          <w:sz w:val="36"/>
+          <w:szCs w:val="36"/>
+        </w:rPr>
+        <w:t xml:space="preserve"> </w:t>
+      </w:r>
+    </w:p>
+    <w:p>
+      <w:pPr>
+        <w:rPr>
+          <w:sz w:val="36"/>
+          <w:szCs w:val="36"/>
+        </w:rPr>
+      </w:pPr>
+      <w:r>
+        <w:rPr>
+          <w:sz w:val="36"/>
+          <w:szCs w:val="36"/>
+        </w:rPr>
+        <w:t xml:space="preserve">These generated values will be represented as </w:t>
+      </w:r>
+      <w:r>
+        <w:rPr>
+          <w:sz w:val="36"/>
+          <w:szCs w:val="36"/>
+        </w:rPr>
+        <w:t>α</w:t>
+      </w:r>
+      <w:proofErr w:type="spellStart"/>
+      <w:r>
+        <w:rPr>
+          <w:sz w:val="36"/>
+          <w:szCs w:val="36"/>
+          <w:vertAlign w:val="superscript"/>
+        </w:rPr>
+        <w:t>i</w:t>
+      </w:r>
+      <w:proofErr w:type="spellEnd"/>
+      <w:r>
+        <w:rPr>
+          <w:sz w:val="36"/>
+          <w:szCs w:val="36"/>
+        </w:rPr>
+        <w:t xml:space="preserve"> and are used for the generator polynomial</w:t>
+      </w:r>
+    </w:p>
+    <w:p>
+      <w:pPr>
+        <w:rPr>
+          <w:sz w:val="36"/>
+          <w:szCs w:val="36"/>
+        </w:rPr>
+      </w:pPr>
+    </w:p>
+    <w:p>
+      <w:pPr>
+        <w:rPr>
+          <w:sz w:val="36"/>
+          <w:szCs w:val="36"/>
+        </w:rPr>
+      </w:pPr>
+      <w:r>
+        <w:rPr>
+          <w:sz w:val="36"/>
+          <w:szCs w:val="36"/>
+        </w:rPr>
+        <w:t>The error correction methos uses polynomial division</w:t>
+      </w:r>
+    </w:p>
+    <w:p>
+      <w:pPr>
+        <w:rPr>
+          <w:sz w:val="36"/>
+          <w:szCs w:val="36"/>
+        </w:rPr>
+      </w:pPr>
+      <w:r>
+        <w:rPr>
+          <w:sz w:val="36"/>
+          <w:szCs w:val="36"/>
+        </w:rPr>
+        <w:t>The first polynomial is the message polynomial the coefficients are the data codewords</w:t>
+      </w:r>
+    </w:p>
+    <w:p>
+      <w:pPr>
+        <w:rPr>
+          <w:sz w:val="36"/>
+          <w:szCs w:val="36"/>
+        </w:rPr>
+      </w:pPr>
+      <w:r>
+        <w:rPr>
+          <w:sz w:val="36"/>
+          <w:szCs w:val="36"/>
+        </w:rPr>
+        <w:t>The message polynomial is divided by the generator polynomial:</w:t>
+      </w:r>
+    </w:p>
+    <w:p>
+      <w:pPr>
+        <w:rPr>
+          <w:sz w:val="36"/>
+          <w:szCs w:val="36"/>
+        </w:rPr>
+      </w:pPr>
+      <w:r>
+        <w:rPr>
+          <w:sz w:val="36"/>
+          <w:szCs w:val="36"/>
+        </w:rPr>
+        <w:t xml:space="preserve">For a block requiring </w:t>
+      </w:r>
+      <w:proofErr w:type="spellStart"/>
+      <w:r>
+        <w:rPr>
+          <w:sz w:val="36"/>
+          <w:szCs w:val="36"/>
+        </w:rPr>
+        <w:t>n</w:t>
+      </w:r>
+      <w:proofErr w:type="spellEnd"/>
+      <w:r>
+        <w:rPr>
+          <w:sz w:val="36"/>
+          <w:szCs w:val="36"/>
+        </w:rPr>
+        <w:t xml:space="preserve"> error correction codewords</w:t>
+      </w:r>
+    </w:p>
+    <w:p>
+      <w:pPr>
+        <w:rPr>
+          <w:sz w:val="36"/>
+          <w:szCs w:val="36"/>
+        </w:rPr>
+      </w:pPr>
+      <w:r>
+        <w:rPr>
+          <w:sz w:val="36"/>
+          <w:szCs w:val="36"/>
+        </w:rPr>
+        <w:t>g(x) = (x-</w:t>
+      </w:r>
+      <w:r>
+        <w:t xml:space="preserve"> </w:t>
+      </w:r>
+      <w:r>
+        <w:rPr>
+          <w:sz w:val="36"/>
+          <w:szCs w:val="36"/>
+        </w:rPr>
+        <w:t>α</w:t>
+      </w:r>
+      <w:proofErr w:type="gramStart"/>
+      <w:r>
+        <w:rPr>
+          <w:sz w:val="36"/>
+          <w:szCs w:val="36"/>
+          <w:vertAlign w:val="superscript"/>
+        </w:rPr>
+        <w:t>0</w:t>
+      </w:r>
+      <w:r>
+        <w:rPr>
+          <w:sz w:val="36"/>
+          <w:szCs w:val="36"/>
+        </w:rPr>
+        <w:t>)(</w:t>
+      </w:r>
+      <w:proofErr w:type="gramEnd"/>
+      <w:r>
+        <w:rPr>
+          <w:sz w:val="36"/>
+          <w:szCs w:val="36"/>
+        </w:rPr>
+        <w:t>x-</w:t>
+      </w:r>
+      <w:r>
+        <w:t xml:space="preserve"> </w:t>
+      </w:r>
+      <w:r>
+        <w:rPr>
+          <w:sz w:val="36"/>
+          <w:szCs w:val="36"/>
+        </w:rPr>
+        <w:t>α</w:t>
+      </w:r>
+      <w:proofErr w:type="gramStart"/>
+      <w:r>
+        <w:rPr>
+          <w:sz w:val="36"/>
+          <w:szCs w:val="36"/>
+          <w:vertAlign w:val="superscript"/>
+        </w:rPr>
+        <w:t>1</w:t>
+      </w:r>
+      <w:r>
+        <w:rPr>
+          <w:sz w:val="36"/>
+          <w:szCs w:val="36"/>
+        </w:rPr>
+        <w:t>)(</w:t>
+      </w:r>
+      <w:proofErr w:type="gramEnd"/>
+      <w:r>
+        <w:rPr>
+          <w:sz w:val="36"/>
+          <w:szCs w:val="36"/>
+        </w:rPr>
+        <w:t>x-</w:t>
+      </w:r>
+      <w:r>
+        <w:t xml:space="preserve"> </w:t>
+      </w:r>
+      <w:r>
+        <w:rPr>
+          <w:sz w:val="36"/>
+          <w:szCs w:val="36"/>
+        </w:rPr>
+        <w:t>α</w:t>
+      </w:r>
+      <w:proofErr w:type="gramStart"/>
+      <w:r>
+        <w:rPr>
+          <w:sz w:val="36"/>
+          <w:szCs w:val="36"/>
+          <w:vertAlign w:val="superscript"/>
+        </w:rPr>
+        <w:t>2</w:t>
+      </w:r>
+      <w:r>
+        <w:rPr>
+          <w:sz w:val="36"/>
+          <w:szCs w:val="36"/>
+        </w:rPr>
+        <w:t>)…</w:t>
+      </w:r>
+      <w:proofErr w:type="gramEnd"/>
+      <w:r>
+        <w:rPr>
+          <w:sz w:val="36"/>
+          <w:szCs w:val="36"/>
+        </w:rPr>
+        <w:t>(x-</w:t>
+      </w:r>
+      <w:r>
+        <w:t xml:space="preserve"> </w:t>
+      </w:r>
+      <w:r>
+        <w:rPr>
+          <w:sz w:val="36"/>
+          <w:szCs w:val="36"/>
+        </w:rPr>
+        <w:t>α</w:t>
+      </w:r>
+      <w:r>
+        <w:rPr>
+          <w:sz w:val="36"/>
+          <w:szCs w:val="36"/>
+          <w:vertAlign w:val="superscript"/>
+        </w:rPr>
+        <w:t>n-1</w:t>
+      </w:r>
+      <w:r>
+        <w:rPr>
+          <w:sz w:val="36"/>
+          <w:szCs w:val="36"/>
+        </w:rPr>
+        <w:t>)</w:t>
+      </w:r>
+    </w:p>
+    <w:p>
+      <w:pPr>
+        <w:rPr>
+          <w:sz w:val="36"/>
+          <w:szCs w:val="36"/>
+        </w:rPr>
+      </w:pPr>
+      <w:r>
+        <w:rPr>
+          <w:sz w:val="36"/>
+          <w:szCs w:val="36"/>
+        </w:rPr>
+        <w:t xml:space="preserve">1 = </w:t>
+      </w:r>
+      <w:r>
+        <w:rPr>
+          <w:sz w:val="36"/>
+          <w:szCs w:val="36"/>
+        </w:rPr>
+        <w:t>α</w:t>
+      </w:r>
+      <w:r>
+        <w:rPr>
+          <w:sz w:val="36"/>
+          <w:szCs w:val="36"/>
+          <w:vertAlign w:val="superscript"/>
+        </w:rPr>
+        <w:t>0</w:t>
+      </w:r>
+      <w:r>
+        <w:rPr>
+          <w:sz w:val="36"/>
+          <w:szCs w:val="36"/>
+        </w:rPr>
+        <w:t xml:space="preserve"> so x = </w:t>
+      </w:r>
+      <w:r>
+        <w:rPr>
+          <w:sz w:val="36"/>
+          <w:szCs w:val="36"/>
+        </w:rPr>
+        <w:t>α</w:t>
+      </w:r>
+      <w:r>
+        <w:rPr>
+          <w:sz w:val="36"/>
+          <w:szCs w:val="36"/>
+          <w:vertAlign w:val="superscript"/>
+        </w:rPr>
+        <w:t>0</w:t>
+      </w:r>
+      <w:r>
+        <w:rPr>
+          <w:sz w:val="36"/>
+          <w:szCs w:val="36"/>
+        </w:rPr>
+        <w:t>x express them like this to make multiplication easier</w:t>
+      </w:r>
+    </w:p>
+    <w:p>
+      <w:pPr>
+        <w:rPr>
+          <w:sz w:val="36"/>
+          <w:szCs w:val="36"/>
+        </w:rPr>
+      </w:pPr>
+      <w:r>
+        <w:rPr>
+          <w:sz w:val="36"/>
+          <w:szCs w:val="36"/>
+        </w:rPr>
+        <w:lastRenderedPageBreak/>
+        <w:t>Multiply the first 2 then multiply the result by the next factor and so on</w:t>
+      </w:r>
+    </w:p>
+    <w:p>
+      <w:pPr>
+        <w:rPr>
+          <w:sz w:val="36"/>
+          <w:szCs w:val="36"/>
+        </w:rPr>
+      </w:pPr>
+      <w:r>
+        <w:rPr>
+          <w:sz w:val="36"/>
+          <w:szCs w:val="36"/>
+        </w:rPr>
+        <w:t>If the exponent is &gt; 255 apply %255 to it</w:t>
+      </w:r>
+    </w:p>
+    <w:p>
+      <w:pPr>
+        <w:rPr>
+          <w:sz w:val="36"/>
+          <w:szCs w:val="36"/>
+        </w:rPr>
+      </w:pPr>
+      <w:r>
+        <w:rPr>
+          <w:sz w:val="36"/>
+          <w:szCs w:val="36"/>
+        </w:rPr>
+        <w:t>After that you should have the fully expanded generator polynomial</w:t>
+      </w:r>
+    </w:p>
+    <w:p>
+      <w:pPr>
+        <w:rPr>
+          <w:sz w:val="36"/>
+          <w:szCs w:val="36"/>
+        </w:rPr>
+      </w:pPr>
+    </w:p>
+    <w:p>
+      <w:pPr>
+        <w:rPr>
+          <w:sz w:val="36"/>
+          <w:szCs w:val="36"/>
+        </w:rPr>
+      </w:pPr>
+      <w:r>
+        <w:rPr>
+          <w:sz w:val="36"/>
+          <w:szCs w:val="36"/>
+        </w:rPr>
+        <w:t>The polynomial division:</w:t>
+      </w:r>
+    </w:p>
+    <w:p>
+      <w:pPr>
+        <w:rPr>
+          <w:sz w:val="36"/>
+          <w:szCs w:val="36"/>
+        </w:rPr>
+      </w:pPr>
+    </w:p>
+    <w:p>
+      <w:pPr>
+        <w:rPr>
+          <w:sz w:val="36"/>
+          <w:szCs w:val="36"/>
+        </w:rPr>
+      </w:pPr>
+      <w:r>
+        <w:rPr>
+          <w:sz w:val="36"/>
+          <w:szCs w:val="36"/>
+        </w:rPr>
+        <w:t>The message polynomial is made from the data codewords</w:t>
+      </w:r>
+    </w:p>
+    <w:p>
+      <w:pPr>
+        <w:rPr>
+          <w:sz w:val="36"/>
+          <w:szCs w:val="36"/>
+        </w:rPr>
+      </w:pPr>
+      <w:r>
+        <w:rPr>
+          <w:sz w:val="36"/>
+          <w:szCs w:val="36"/>
+        </w:rPr>
+        <w:t>Convert each codeword into a decimal number and use it as the coefficient of x the exponent goes down until 0 for the final codeword</w:t>
+      </w:r>
+    </w:p>
+    <w:p>
+      <w:pPr>
+        <w:rPr>
+          <w:sz w:val="36"/>
+          <w:szCs w:val="36"/>
+        </w:rPr>
+      </w:pPr>
+      <w:r>
+        <w:rPr>
+          <w:sz w:val="36"/>
+          <w:szCs w:val="36"/>
+        </w:rPr>
+        <w:t xml:space="preserve">Represent the generator polynomial using </w:t>
+      </w:r>
+      <w:r>
+        <w:rPr>
+          <w:sz w:val="36"/>
+          <w:szCs w:val="36"/>
+        </w:rPr>
+        <w:t>α</w:t>
+      </w:r>
+      <w:r>
+        <w:rPr>
+          <w:sz w:val="36"/>
+          <w:szCs w:val="36"/>
+        </w:rPr>
+        <w:t xml:space="preserve"> notation</w:t>
+      </w:r>
+    </w:p>
+    <w:p>
+      <w:pPr>
+        <w:rPr>
+          <w:sz w:val="36"/>
+          <w:szCs w:val="36"/>
+        </w:rPr>
+      </w:pPr>
+      <w:r>
+        <w:rPr>
+          <w:sz w:val="36"/>
+          <w:szCs w:val="36"/>
+        </w:rPr>
+        <w:t xml:space="preserve">Lead term of message polynomial is </w:t>
+      </w:r>
+      <w:proofErr w:type="spellStart"/>
+      <w:r>
+        <w:rPr>
+          <w:sz w:val="36"/>
+          <w:szCs w:val="36"/>
+        </w:rPr>
+        <w:t>ax</w:t>
+      </w:r>
+      <w:r>
+        <w:rPr>
+          <w:sz w:val="36"/>
+          <w:szCs w:val="36"/>
+          <w:vertAlign w:val="superscript"/>
+        </w:rPr>
+        <w:t>i</w:t>
+      </w:r>
+      <w:proofErr w:type="spellEnd"/>
+    </w:p>
+    <w:p>
+      <w:pPr>
+        <w:rPr>
+          <w:sz w:val="36"/>
+          <w:szCs w:val="36"/>
+        </w:rPr>
+      </w:pPr>
+      <w:r>
+        <w:rPr>
+          <w:sz w:val="36"/>
+          <w:szCs w:val="36"/>
+        </w:rPr>
+        <w:t>n is number or error correction codewords in the block so lead term of generator polynomial will have exponent n</w:t>
+      </w:r>
+    </w:p>
+    <w:p>
+      <w:pPr>
+        <w:rPr>
+          <w:sz w:val="36"/>
+          <w:szCs w:val="36"/>
+        </w:rPr>
+      </w:pPr>
+      <w:r>
+        <w:rPr>
+          <w:sz w:val="36"/>
+          <w:szCs w:val="36"/>
+        </w:rPr>
+        <w:t xml:space="preserve">Multiply message polynomial by </w:t>
+      </w:r>
+      <w:proofErr w:type="spellStart"/>
+      <w:r>
+        <w:rPr>
+          <w:sz w:val="36"/>
+          <w:szCs w:val="36"/>
+        </w:rPr>
+        <w:t>x</w:t>
+      </w:r>
+      <w:r>
+        <w:rPr>
+          <w:sz w:val="36"/>
+          <w:szCs w:val="36"/>
+          <w:vertAlign w:val="superscript"/>
+        </w:rPr>
+        <w:t>n</w:t>
+      </w:r>
+      <w:proofErr w:type="spellEnd"/>
+    </w:p>
+    <w:p>
+      <w:pPr>
+        <w:rPr>
+          <w:sz w:val="36"/>
+          <w:szCs w:val="36"/>
+        </w:rPr>
+      </w:pPr>
+      <w:r>
+        <w:rPr>
+          <w:sz w:val="36"/>
+          <w:szCs w:val="36"/>
+        </w:rPr>
+        <w:t>Multiply generator polynomial by x</w:t>
+      </w:r>
+      <w:r>
+        <w:rPr>
+          <w:sz w:val="36"/>
+          <w:szCs w:val="36"/>
+          <w:vertAlign w:val="superscript"/>
+        </w:rPr>
+        <w:t>i</w:t>
+      </w:r>
+    </w:p>
+    <w:p>
+      <w:pPr>
+        <w:rPr>
+          <w:sz w:val="36"/>
+          <w:szCs w:val="36"/>
+        </w:rPr>
+      </w:pPr>
+      <w:r>
+        <w:rPr>
+          <w:sz w:val="36"/>
+          <w:szCs w:val="36"/>
+        </w:rPr>
+        <w:t>Now you can apply the repeated division steps</w:t>
+      </w:r>
+    </w:p>
+    <w:p>
+      <w:pPr>
+        <w:rPr>
+          <w:sz w:val="36"/>
+          <w:szCs w:val="36"/>
+        </w:rPr>
+      </w:pPr>
+      <w:r>
+        <w:rPr>
+          <w:sz w:val="36"/>
+          <w:szCs w:val="36"/>
+        </w:rPr>
+        <w:t>The number of steps will be equal to the number of terms in the message polynomial</w:t>
+      </w:r>
+    </w:p>
+    <w:p>
+      <w:pPr>
+        <w:rPr>
+          <w:sz w:val="36"/>
+          <w:szCs w:val="36"/>
+        </w:rPr>
+      </w:pPr>
+      <w:r>
+        <w:rPr>
+          <w:sz w:val="36"/>
+          <w:szCs w:val="36"/>
+        </w:rPr>
+        <w:lastRenderedPageBreak/>
+        <w:t xml:space="preserve">Multiply the generator polynomial by the coefficient of the lead term of the message polynomial (convert that coefficient to </w:t>
+      </w:r>
+      <w:r>
+        <w:rPr>
+          <w:sz w:val="36"/>
+          <w:szCs w:val="36"/>
+        </w:rPr>
+        <w:t>α</w:t>
+      </w:r>
+      <w:r>
+        <w:rPr>
+          <w:sz w:val="36"/>
+          <w:szCs w:val="36"/>
+        </w:rPr>
+        <w:t xml:space="preserve"> notation)</w:t>
+      </w:r>
+    </w:p>
+    <w:p>
+      <w:pPr>
+        <w:rPr>
+          <w:sz w:val="36"/>
+          <w:szCs w:val="36"/>
+        </w:rPr>
+      </w:pPr>
+      <w:r>
+        <w:rPr>
+          <w:sz w:val="36"/>
+          <w:szCs w:val="36"/>
+        </w:rPr>
+        <w:t>Revert the result into integer notation</w:t>
+      </w:r>
+    </w:p>
+    <w:p>
+      <w:pPr>
+        <w:rPr>
+          <w:sz w:val="36"/>
+          <w:szCs w:val="36"/>
+        </w:rPr>
+      </w:pPr>
+      <w:r>
+        <w:rPr>
+          <w:sz w:val="36"/>
+          <w:szCs w:val="36"/>
+        </w:rPr>
+        <w:t>XOR the result with the message polynomial</w:t>
+      </w:r>
+    </w:p>
+    <w:p>
+      <w:pPr>
+        <w:rPr>
+          <w:sz w:val="36"/>
+          <w:szCs w:val="36"/>
+        </w:rPr>
+      </w:pPr>
+      <w:r>
+        <w:rPr>
+          <w:sz w:val="36"/>
+          <w:szCs w:val="36"/>
+        </w:rPr>
+        <w:t xml:space="preserve">Now repeat but use the result and multiply by generator polynomial </w:t>
+      </w:r>
+    </w:p>
+    <w:p>
+      <w:pPr>
+        <w:rPr>
+          <w:sz w:val="36"/>
+          <w:szCs w:val="36"/>
+        </w:rPr>
+      </w:pPr>
+      <w:r>
+        <w:rPr>
+          <w:sz w:val="36"/>
+          <w:szCs w:val="36"/>
+        </w:rPr>
+        <w:t>The exponents for each term in the generator polynomial are subtracted by 1</w:t>
+      </w:r>
+    </w:p>
+    <w:p>
+      <w:pPr>
+        <w:rPr>
+          <w:sz w:val="36"/>
+          <w:szCs w:val="36"/>
+        </w:rPr>
+      </w:pPr>
+      <w:r>
+        <w:rPr>
+          <w:sz w:val="36"/>
+          <w:szCs w:val="36"/>
+        </w:rPr>
+        <w:t>XOR the previous two results</w:t>
+      </w:r>
+    </w:p>
+    <w:p>
+      <w:pPr>
+        <w:rPr>
+          <w:sz w:val="36"/>
+          <w:szCs w:val="36"/>
+        </w:rPr>
+      </w:pPr>
+      <w:r>
+        <w:rPr>
+          <w:sz w:val="36"/>
+          <w:szCs w:val="36"/>
+        </w:rPr>
+        <w:t>Repeat the division steps as many times as there are terms in the message polynomial</w:t>
+      </w:r>
+    </w:p>
+    <w:p>
+      <w:pPr>
+        <w:rPr>
+          <w:sz w:val="36"/>
+          <w:szCs w:val="36"/>
+        </w:rPr>
+      </w:pPr>
+      <w:r>
+        <w:rPr>
+          <w:sz w:val="36"/>
+          <w:szCs w:val="36"/>
+        </w:rPr>
+        <w:t xml:space="preserve">The coefficients of </w:t>
+      </w:r>
+      <w:proofErr w:type="gramStart"/>
+      <w:r>
+        <w:rPr>
+          <w:sz w:val="36"/>
+          <w:szCs w:val="36"/>
+        </w:rPr>
+        <w:t>the final result</w:t>
+      </w:r>
+      <w:proofErr w:type="gramEnd"/>
+      <w:r>
+        <w:rPr>
+          <w:sz w:val="36"/>
+          <w:szCs w:val="36"/>
+        </w:rPr>
+        <w:t xml:space="preserve"> are the error correction codewords</w:t>
+      </w:r>
+    </w:p>
+    <w:p>
+      <w:pPr>
+        <w:rPr>
+          <w:sz w:val="36"/>
+          <w:szCs w:val="36"/>
+        </w:rPr>
+      </w:pPr>
+      <w:r>
+        <w:rPr>
+          <w:sz w:val="36"/>
+          <w:szCs w:val="36"/>
+        </w:rPr>
+        <w:t>Find the error correction codewords for each block</w:t>
+      </w:r>
+    </w:p>
+    <w:p>
+      <w:pPr>
+        <w:rPr>
+          <w:sz w:val="36"/>
+          <w:szCs w:val="36"/>
+        </w:rPr>
+      </w:pPr>
+    </w:p>
+    <w:p>
+      <w:pPr>
+        <w:rPr>
+          <w:sz w:val="36"/>
+          <w:szCs w:val="36"/>
+        </w:rPr>
+      </w:pPr>
+    </w:p>
+    <w:p>
+      <w:pPr>
+        <w:rPr>
+          <w:sz w:val="44"/>
+          <w:szCs w:val="44"/>
+        </w:rPr>
+      </w:pPr>
+      <w:r>
+        <w:rPr>
+          <w:b/>
+          <w:bCs/>
+          <w:sz w:val="44"/>
+          <w:szCs w:val="44"/>
+        </w:rPr>
+        <w:t>Structuring The Message</w:t>
+      </w:r>
+    </w:p>
+    <w:p>
+      <w:pPr>
+        <w:rPr>
+          <w:sz w:val="36"/>
+          <w:szCs w:val="36"/>
+        </w:rPr>
+      </w:pPr>
+    </w:p>
+    <w:p>
+      <w:pPr>
+        <w:rPr>
+          <w:sz w:val="36"/>
+          <w:szCs w:val="36"/>
+        </w:rPr>
+      </w:pPr>
+      <w:r>
+        <w:rPr>
+          <w:sz w:val="36"/>
+          <w:szCs w:val="36"/>
+        </w:rPr>
+        <w:t>For QR Codes with just one block and one set of error correction codewords just place the error correction codewords after the data codewords</w:t>
+      </w:r>
+      <w:r>
+        <w:rPr>
+          <w:sz w:val="36"/>
+          <w:szCs w:val="36"/>
+        </w:rPr>
+        <w:t xml:space="preserve"> and move to module placement</w:t>
+      </w:r>
+      <w:r>
+        <w:rPr>
+          <w:sz w:val="36"/>
+          <w:szCs w:val="36"/>
+        </w:rPr>
+        <w:t xml:space="preserve"> (no breaking down necessary)</w:t>
+      </w:r>
+    </w:p>
+    <w:p>
+      <w:pPr>
+        <w:rPr>
+          <w:sz w:val="36"/>
+          <w:szCs w:val="36"/>
+        </w:rPr>
+      </w:pPr>
+      <w:r>
+        <w:rPr>
+          <w:sz w:val="36"/>
+          <w:szCs w:val="36"/>
+        </w:rPr>
+        <w:lastRenderedPageBreak/>
+        <w:t>For larger QR Codes:</w:t>
+      </w:r>
+    </w:p>
+    <w:p>
+      <w:pPr>
+        <w:rPr>
+          <w:sz w:val="36"/>
+          <w:szCs w:val="36"/>
+        </w:rPr>
+      </w:pPr>
+      <w:r>
+        <w:rPr>
+          <w:sz w:val="36"/>
+          <w:szCs w:val="36"/>
+        </w:rPr>
+        <w:t>First put data codewords</w:t>
+      </w:r>
+    </w:p>
+    <w:p>
+      <w:pPr>
+        <w:rPr>
+          <w:sz w:val="36"/>
+          <w:szCs w:val="36"/>
+        </w:rPr>
+      </w:pPr>
+      <w:r>
+        <w:rPr>
+          <w:sz w:val="36"/>
+          <w:szCs w:val="36"/>
+        </w:rPr>
+        <w:t>Put first codeword from first block</w:t>
+      </w:r>
+    </w:p>
+    <w:p>
+      <w:pPr>
+        <w:rPr>
+          <w:sz w:val="36"/>
+          <w:szCs w:val="36"/>
+        </w:rPr>
+      </w:pPr>
+      <w:r>
+        <w:rPr>
+          <w:sz w:val="36"/>
+          <w:szCs w:val="36"/>
+        </w:rPr>
+        <w:t>Then first codeword from second block</w:t>
+      </w:r>
+    </w:p>
+    <w:p>
+      <w:pPr>
+        <w:rPr>
+          <w:sz w:val="36"/>
+          <w:szCs w:val="36"/>
+        </w:rPr>
+      </w:pPr>
+      <w:r>
+        <w:rPr>
+          <w:sz w:val="36"/>
+          <w:szCs w:val="36"/>
+        </w:rPr>
+        <w:t>Then first codeword from third block</w:t>
+      </w:r>
+    </w:p>
+    <w:p>
+      <w:pPr>
+        <w:rPr>
+          <w:sz w:val="36"/>
+          <w:szCs w:val="36"/>
+        </w:rPr>
+      </w:pPr>
+      <w:r>
+        <w:rPr>
+          <w:sz w:val="36"/>
+          <w:szCs w:val="36"/>
+        </w:rPr>
+        <w:t>Then first codeword from fourth block</w:t>
+      </w:r>
+    </w:p>
+    <w:p>
+      <w:pPr>
+        <w:rPr>
+          <w:sz w:val="36"/>
+          <w:szCs w:val="36"/>
+        </w:rPr>
+      </w:pPr>
+      <w:r>
+        <w:rPr>
+          <w:sz w:val="36"/>
+          <w:szCs w:val="36"/>
+        </w:rPr>
+        <w:t>Then second codeword from first block</w:t>
+      </w:r>
+    </w:p>
+    <w:p>
+      <w:pPr>
+        <w:rPr>
+          <w:sz w:val="36"/>
+          <w:szCs w:val="36"/>
+        </w:rPr>
+      </w:pPr>
+      <w:r>
+        <w:rPr>
+          <w:sz w:val="36"/>
+          <w:szCs w:val="36"/>
+        </w:rPr>
+        <w:t>Continue until you finish</w:t>
+      </w:r>
+    </w:p>
+    <w:p>
+      <w:pPr>
+        <w:rPr>
+          <w:sz w:val="36"/>
+          <w:szCs w:val="36"/>
+        </w:rPr>
+      </w:pPr>
+      <w:r>
+        <w:rPr>
+          <w:sz w:val="36"/>
+          <w:szCs w:val="36"/>
+        </w:rPr>
+        <w:t>(This is assuming 4 blocks)</w:t>
+      </w:r>
+    </w:p>
+    <w:p>
+      <w:pPr>
+        <w:rPr>
+          <w:sz w:val="36"/>
+          <w:szCs w:val="36"/>
+        </w:rPr>
+      </w:pPr>
+      <w:r>
+        <w:rPr>
+          <w:sz w:val="36"/>
+          <w:szCs w:val="36"/>
+        </w:rPr>
+        <w:t>Convert all of it to binary</w:t>
+      </w:r>
+    </w:p>
+    <w:p>
+      <w:pPr>
+        <w:rPr>
+          <w:sz w:val="36"/>
+          <w:szCs w:val="36"/>
+        </w:rPr>
+      </w:pPr>
+    </w:p>
+    <w:p>
+      <w:pPr>
+        <w:rPr>
+          <w:sz w:val="36"/>
+          <w:szCs w:val="36"/>
+        </w:rPr>
+      </w:pPr>
+      <w:r>
+        <w:rPr>
+          <w:sz w:val="36"/>
+          <w:szCs w:val="36"/>
+        </w:rPr>
+        <w:t>Depending on version you need to add a certain number of remainder bits to reach the bit amount requirement</w:t>
+      </w:r>
+    </w:p>
+    <w:p>
+      <w:pPr>
+        <w:rPr>
+          <w:sz w:val="36"/>
+          <w:szCs w:val="36"/>
+        </w:rPr>
+      </w:pPr>
+      <w:r>
+        <w:rPr>
+          <w:sz w:val="36"/>
+          <w:szCs w:val="36"/>
+        </w:rPr>
+        <w:t>(Table found in resources)</w:t>
+      </w:r>
+    </w:p>
+    <w:p>
+      <w:pPr>
+        <w:rPr>
+          <w:sz w:val="36"/>
+          <w:szCs w:val="36"/>
+        </w:rPr>
+      </w:pPr>
+    </w:p>
+    <w:p>
+      <w:pPr>
+        <w:rPr>
+          <w:sz w:val="36"/>
+          <w:szCs w:val="36"/>
+        </w:rPr>
+      </w:pPr>
+    </w:p>
+    <w:p>
+      <w:pPr>
+        <w:rPr>
+          <w:sz w:val="44"/>
+          <w:szCs w:val="44"/>
+        </w:rPr>
+      </w:pPr>
+      <w:r>
+        <w:rPr>
+          <w:b/>
+          <w:bCs/>
+          <w:sz w:val="44"/>
+          <w:szCs w:val="44"/>
+        </w:rPr>
+        <w:t>Module Placement</w:t>
+      </w:r>
+    </w:p>
+    <w:p>
+      <w:pPr>
+        <w:rPr>
+          <w:sz w:val="36"/>
+          <w:szCs w:val="36"/>
+        </w:rPr>
+      </w:pPr>
+    </w:p>
+    <w:p>
+      <w:pPr>
+        <w:rPr>
+          <w:sz w:val="36"/>
+          <w:szCs w:val="36"/>
+        </w:rPr>
+      </w:pPr>
+      <w:r>
+        <w:rPr>
+          <w:sz w:val="36"/>
+          <w:szCs w:val="36"/>
+        </w:rPr>
+        <w:t>Finder patterns:</w:t>
+      </w:r>
+    </w:p>
+    <w:p>
+      <w:pPr>
+        <w:rPr>
+          <w:sz w:val="36"/>
+          <w:szCs w:val="36"/>
+        </w:rPr>
+      </w:pPr>
+    </w:p>
+    <w:p>
+      <w:pPr>
+        <w:rPr>
+          <w:sz w:val="36"/>
+          <w:szCs w:val="36"/>
+        </w:rPr>
+      </w:pPr>
+      <w:r>
+        <w:rPr>
+          <w:sz w:val="36"/>
+          <w:szCs w:val="36"/>
+        </w:rPr>
+        <w:t>Located in the top left, top right, and bottom left corners</w:t>
+      </w:r>
+    </w:p>
+    <w:p>
+      <w:pPr>
+        <w:rPr>
+          <w:sz w:val="36"/>
+          <w:szCs w:val="36"/>
+        </w:rPr>
+      </w:pPr>
+      <w:r>
+        <w:rPr>
+          <w:sz w:val="36"/>
+          <w:szCs w:val="36"/>
+        </w:rPr>
+        <w:lastRenderedPageBreak/>
+        <w:t>Outer 7x7 black square</w:t>
+      </w:r>
+    </w:p>
+    <w:p>
+      <w:pPr>
+        <w:rPr>
+          <w:sz w:val="36"/>
+          <w:szCs w:val="36"/>
+        </w:rPr>
+      </w:pPr>
+      <w:r>
+        <w:rPr>
+          <w:sz w:val="36"/>
+          <w:szCs w:val="36"/>
+        </w:rPr>
+        <w:t>Inner 5x5 white square</w:t>
+      </w:r>
+    </w:p>
+    <w:p>
+      <w:pPr>
+        <w:rPr>
+          <w:sz w:val="36"/>
+          <w:szCs w:val="36"/>
+        </w:rPr>
+      </w:pPr>
+      <w:r>
+        <w:rPr>
+          <w:sz w:val="36"/>
+          <w:szCs w:val="36"/>
+        </w:rPr>
+        <w:t>Solid 3x3 black square</w:t>
+      </w:r>
+    </w:p>
+    <w:p>
+      <w:pPr>
+        <w:rPr>
+          <w:sz w:val="36"/>
+          <w:szCs w:val="36"/>
+        </w:rPr>
+      </w:pPr>
+    </w:p>
+    <w:p>
+      <w:pPr>
+        <w:rPr>
+          <w:sz w:val="36"/>
+          <w:szCs w:val="36"/>
+        </w:rPr>
+      </w:pPr>
+      <w:r>
+        <w:rPr>
+          <w:sz w:val="36"/>
+          <w:szCs w:val="36"/>
+        </w:rPr>
+        <w:t>Size of QR Code = ((V-</w:t>
+      </w:r>
+      <w:proofErr w:type="gramStart"/>
+      <w:r>
+        <w:rPr>
+          <w:sz w:val="36"/>
+          <w:szCs w:val="36"/>
+        </w:rPr>
+        <w:t>1)*4)+</w:t>
+      </w:r>
+      <w:proofErr w:type="gramEnd"/>
+      <w:r>
+        <w:rPr>
+          <w:sz w:val="36"/>
+          <w:szCs w:val="36"/>
+        </w:rPr>
+        <w:t>21 where V is version</w:t>
+      </w:r>
+    </w:p>
+    <w:p>
+      <w:pPr>
+        <w:rPr>
+          <w:sz w:val="36"/>
+          <w:szCs w:val="36"/>
+        </w:rPr>
+      </w:pPr>
+      <w:r>
+        <w:rPr>
+          <w:sz w:val="36"/>
+          <w:szCs w:val="36"/>
+        </w:rPr>
+        <w:t>Top left finder pattern’s top left corner is at (0,0)</w:t>
+      </w:r>
+    </w:p>
+    <w:p>
+      <w:pPr>
+        <w:rPr>
+          <w:sz w:val="36"/>
+          <w:szCs w:val="36"/>
+        </w:rPr>
+      </w:pPr>
+      <w:r>
+        <w:rPr>
+          <w:sz w:val="36"/>
+          <w:szCs w:val="36"/>
+        </w:rPr>
+        <w:t>Top right finder pattern’s top left corner is at</w:t>
+      </w:r>
+    </w:p>
+    <w:p>
+      <w:pPr>
+        <w:rPr>
+          <w:sz w:val="36"/>
+          <w:szCs w:val="36"/>
+        </w:rPr>
+      </w:pPr>
+      <w:r>
+        <w:rPr>
+          <w:sz w:val="36"/>
+          <w:szCs w:val="36"/>
+        </w:rPr>
+        <w:t>([(((V-</w:t>
+      </w:r>
+      <w:proofErr w:type="gramStart"/>
+      <w:r>
+        <w:rPr>
+          <w:sz w:val="36"/>
+          <w:szCs w:val="36"/>
+        </w:rPr>
+        <w:t>1)*4)+</w:t>
+      </w:r>
+      <w:proofErr w:type="gramEnd"/>
+      <w:r>
+        <w:rPr>
+          <w:sz w:val="36"/>
+          <w:szCs w:val="36"/>
+        </w:rPr>
+        <w:t>21) - 7], 0)</w:t>
+      </w:r>
+    </w:p>
+    <w:p>
+      <w:pPr>
+        <w:rPr>
+          <w:sz w:val="36"/>
+          <w:szCs w:val="36"/>
+        </w:rPr>
+      </w:pPr>
+      <w:r>
+        <w:rPr>
+          <w:sz w:val="36"/>
+          <w:szCs w:val="36"/>
+        </w:rPr>
+        <w:t>Bottom left finder pattern’s top left corner is at</w:t>
+      </w:r>
+    </w:p>
+    <w:p>
+      <w:pPr>
+        <w:rPr>
+          <w:sz w:val="36"/>
+          <w:szCs w:val="36"/>
+        </w:rPr>
+      </w:pPr>
+      <w:r>
+        <w:rPr>
+          <w:sz w:val="36"/>
+          <w:szCs w:val="36"/>
+        </w:rPr>
+        <w:t>(</w:t>
+      </w:r>
+      <w:proofErr w:type="gramStart"/>
+      <w:r>
+        <w:rPr>
+          <w:sz w:val="36"/>
+          <w:szCs w:val="36"/>
+        </w:rPr>
+        <w:t>0,[</w:t>
+      </w:r>
+      <w:proofErr w:type="gramEnd"/>
+      <w:r>
+        <w:rPr>
+          <w:sz w:val="36"/>
+          <w:szCs w:val="36"/>
+        </w:rPr>
+        <w:t>(((V-</w:t>
+      </w:r>
+      <w:proofErr w:type="gramStart"/>
+      <w:r>
+        <w:rPr>
+          <w:sz w:val="36"/>
+          <w:szCs w:val="36"/>
+        </w:rPr>
+        <w:t>1)*4)+</w:t>
+      </w:r>
+      <w:proofErr w:type="gramEnd"/>
+      <w:r>
+        <w:rPr>
+          <w:sz w:val="36"/>
+          <w:szCs w:val="36"/>
+        </w:rPr>
+        <w:t>21) - 7])</w:t>
+      </w:r>
+    </w:p>
+    <w:p>
+      <w:pPr>
+        <w:rPr>
+          <w:sz w:val="36"/>
+          <w:szCs w:val="36"/>
+        </w:rPr>
+      </w:pPr>
+    </w:p>
+    <w:p>
+      <w:pPr>
+        <w:rPr>
+          <w:sz w:val="36"/>
+          <w:szCs w:val="36"/>
+        </w:rPr>
+      </w:pPr>
+      <w:r>
+        <w:rPr>
+          <w:sz w:val="36"/>
+          <w:szCs w:val="36"/>
+        </w:rPr>
+        <w:t>Separators:</w:t>
+      </w:r>
+    </w:p>
+    <w:p>
+      <w:pPr>
+        <w:rPr>
+          <w:sz w:val="36"/>
+          <w:szCs w:val="36"/>
+        </w:rPr>
+      </w:pPr>
+    </w:p>
+    <w:p>
+      <w:pPr>
+        <w:rPr>
+          <w:sz w:val="36"/>
+          <w:szCs w:val="36"/>
+        </w:rPr>
+      </w:pPr>
+      <w:r>
+        <w:rPr>
+          <w:sz w:val="36"/>
+          <w:szCs w:val="36"/>
+        </w:rPr>
+        <w:t xml:space="preserve">Line of white </w:t>
+      </w:r>
+      <w:r>
+        <w:rPr>
+          <w:sz w:val="36"/>
+          <w:szCs w:val="36"/>
+        </w:rPr>
+        <w:t>outlining the finder patterns</w:t>
+      </w:r>
+    </w:p>
+    <w:p>
+      <w:pPr>
+        <w:rPr>
+          <w:sz w:val="36"/>
+          <w:szCs w:val="36"/>
+        </w:rPr>
+      </w:pPr>
+    </w:p>
+    <w:p>
+      <w:pPr>
+        <w:rPr>
+          <w:sz w:val="36"/>
+          <w:szCs w:val="36"/>
+        </w:rPr>
+      </w:pPr>
+      <w:r>
+        <w:rPr>
+          <w:sz w:val="36"/>
+          <w:szCs w:val="36"/>
+        </w:rPr>
+        <w:t>Alignment Patterns:</w:t>
+      </w:r>
+    </w:p>
+    <w:p>
+      <w:pPr>
+        <w:rPr>
+          <w:sz w:val="36"/>
+          <w:szCs w:val="36"/>
+        </w:rPr>
+      </w:pPr>
+      <w:r>
+        <w:rPr>
+          <w:sz w:val="36"/>
+          <w:szCs w:val="36"/>
+        </w:rPr>
+        <w:t>For version 2 and above</w:t>
+      </w:r>
+    </w:p>
+    <w:p>
+      <w:pPr>
+        <w:rPr>
+          <w:sz w:val="36"/>
+          <w:szCs w:val="36"/>
+        </w:rPr>
+      </w:pPr>
+      <w:r>
+        <w:rPr>
+          <w:sz w:val="36"/>
+          <w:szCs w:val="36"/>
+        </w:rPr>
+        <w:t>Outer 5x5 black square</w:t>
+      </w:r>
+    </w:p>
+    <w:p>
+      <w:pPr>
+        <w:rPr>
+          <w:sz w:val="36"/>
+          <w:szCs w:val="36"/>
+        </w:rPr>
+      </w:pPr>
+      <w:r>
+        <w:rPr>
+          <w:sz w:val="36"/>
+          <w:szCs w:val="36"/>
+        </w:rPr>
+        <w:t>Inner 3x3 white square</w:t>
+      </w:r>
+    </w:p>
+    <w:p>
+      <w:pPr>
+        <w:rPr>
+          <w:sz w:val="36"/>
+          <w:szCs w:val="36"/>
+        </w:rPr>
+      </w:pPr>
+      <w:r>
+        <w:rPr>
+          <w:sz w:val="36"/>
+          <w:szCs w:val="36"/>
+        </w:rPr>
+        <w:t>One black square</w:t>
+      </w:r>
+    </w:p>
+    <w:p>
+      <w:pPr>
+        <w:rPr>
+          <w:sz w:val="36"/>
+          <w:szCs w:val="36"/>
+        </w:rPr>
+      </w:pPr>
+    </w:p>
+    <w:p>
+      <w:pPr>
+        <w:rPr>
+          <w:sz w:val="36"/>
+          <w:szCs w:val="36"/>
+        </w:rPr>
+      </w:pPr>
+      <w:r>
+        <w:rPr>
+          <w:sz w:val="36"/>
+          <w:szCs w:val="36"/>
+        </w:rPr>
+        <w:lastRenderedPageBreak/>
+        <w:t>Alignment Pattern Table</w:t>
+      </w:r>
+    </w:p>
+    <w:p>
+      <w:hyperlink r:id="rId9" w:history="1">
+        <w:r>
+          <w:rPr>
+            <w:rStyle w:val="Hyperlink"/>
+          </w:rPr>
+          <w:t>https://www.thonky.com/qr-code-tutorial/alignment-pattern-locations</w:t>
+        </w:r>
+      </w:hyperlink>
+    </w:p>
+    <w:p>
+      <w:pPr>
+        <w:rPr>
+          <w:sz w:val="36"/>
+          <w:szCs w:val="36"/>
+        </w:rPr>
+      </w:pPr>
+      <w:r>
+        <w:rPr>
+          <w:sz w:val="36"/>
+          <w:szCs w:val="36"/>
+        </w:rPr>
+        <w:t>For each version it lists some numbers</w:t>
+      </w:r>
+    </w:p>
+    <w:p>
+      <w:pPr>
+        <w:rPr>
+          <w:sz w:val="36"/>
+          <w:szCs w:val="36"/>
+        </w:rPr>
+      </w:pPr>
+      <w:r>
+        <w:rPr>
+          <w:sz w:val="36"/>
+          <w:szCs w:val="36"/>
+        </w:rPr>
+        <w:t xml:space="preserve">Use every combination of numbers as coordinates for the </w:t>
+      </w:r>
+      <w:proofErr w:type="spellStart"/>
+      <w:r>
+        <w:rPr>
+          <w:sz w:val="36"/>
+          <w:szCs w:val="36"/>
+        </w:rPr>
+        <w:t>center</w:t>
+      </w:r>
+      <w:proofErr w:type="spellEnd"/>
+      <w:r>
+        <w:rPr>
+          <w:sz w:val="36"/>
+          <w:szCs w:val="36"/>
+        </w:rPr>
+        <w:t xml:space="preserve"> of the alignment pattern</w:t>
+      </w:r>
+    </w:p>
+    <w:p>
+      <w:pPr>
+        <w:rPr>
+          <w:sz w:val="36"/>
+          <w:szCs w:val="36"/>
+        </w:rPr>
+      </w:pPr>
+    </w:p>
+    <w:p>
+      <w:pPr>
+        <w:rPr>
+          <w:sz w:val="36"/>
+          <w:szCs w:val="36"/>
+        </w:rPr>
+      </w:pPr>
+      <w:r>
+        <w:rPr>
+          <w:sz w:val="36"/>
+          <w:szCs w:val="36"/>
+        </w:rPr>
+        <w:t>The alignment pattern must be filled after the finders and separators</w:t>
+      </w:r>
+    </w:p>
+    <w:p>
+      <w:pPr>
+        <w:rPr>
+          <w:sz w:val="36"/>
+          <w:szCs w:val="36"/>
+        </w:rPr>
+      </w:pPr>
+      <w:r>
+        <w:rPr>
+          <w:sz w:val="36"/>
+          <w:szCs w:val="36"/>
+        </w:rPr>
+        <w:t>If an alignment pattern overlaps with one of those two patterns it is omitted</w:t>
+      </w:r>
+    </w:p>
+    <w:p>
+      <w:pPr>
+        <w:rPr>
+          <w:sz w:val="36"/>
+          <w:szCs w:val="36"/>
+        </w:rPr>
+      </w:pPr>
+    </w:p>
+    <w:p>
+      <w:pPr>
+        <w:rPr>
+          <w:sz w:val="36"/>
+          <w:szCs w:val="36"/>
+        </w:rPr>
+      </w:pPr>
+      <w:r>
+        <w:rPr>
+          <w:sz w:val="36"/>
+          <w:szCs w:val="36"/>
+        </w:rPr>
+        <w:t>Timing Patterns:</w:t>
+      </w:r>
+    </w:p>
+    <w:p>
+      <w:pPr>
+        <w:rPr>
+          <w:sz w:val="36"/>
+          <w:szCs w:val="36"/>
+        </w:rPr>
+      </w:pPr>
+    </w:p>
+    <w:p>
+      <w:pPr>
+        <w:rPr>
+          <w:sz w:val="36"/>
+          <w:szCs w:val="36"/>
+        </w:rPr>
+      </w:pPr>
+      <w:r>
+        <w:rPr>
+          <w:sz w:val="36"/>
+          <w:szCs w:val="36"/>
+        </w:rPr>
+        <w:t>Alternating black and white squares</w:t>
+      </w:r>
+    </w:p>
+    <w:p>
+      <w:pPr>
+        <w:rPr>
+          <w:sz w:val="36"/>
+          <w:szCs w:val="36"/>
+        </w:rPr>
+      </w:pPr>
+      <w:r>
+        <w:rPr>
+          <w:sz w:val="36"/>
+          <w:szCs w:val="36"/>
+        </w:rPr>
+        <w:t>Always start and end with a black square</w:t>
+      </w:r>
+    </w:p>
+    <w:p>
+      <w:pPr>
+        <w:rPr>
+          <w:sz w:val="36"/>
+          <w:szCs w:val="36"/>
+        </w:rPr>
+      </w:pPr>
+      <w:r>
+        <w:rPr>
+          <w:sz w:val="36"/>
+          <w:szCs w:val="36"/>
+        </w:rPr>
+        <w:t>One horizontal and one vertical</w:t>
+      </w:r>
+    </w:p>
+    <w:p>
+      <w:pPr>
+        <w:rPr>
+          <w:sz w:val="36"/>
+          <w:szCs w:val="36"/>
+        </w:rPr>
+      </w:pPr>
+      <w:r>
+        <w:rPr>
+          <w:sz w:val="36"/>
+          <w:szCs w:val="36"/>
+        </w:rPr>
+        <w:t>Horizontal on 6</w:t>
+      </w:r>
+      <w:r>
+        <w:rPr>
+          <w:sz w:val="36"/>
+          <w:szCs w:val="36"/>
+          <w:vertAlign w:val="superscript"/>
+        </w:rPr>
+        <w:t>th</w:t>
+      </w:r>
+      <w:r>
+        <w:rPr>
+          <w:sz w:val="36"/>
+          <w:szCs w:val="36"/>
+        </w:rPr>
+        <w:t xml:space="preserve"> row</w:t>
+      </w:r>
+    </w:p>
+    <w:p>
+      <w:pPr>
+        <w:rPr>
+          <w:sz w:val="36"/>
+          <w:szCs w:val="36"/>
+        </w:rPr>
+      </w:pPr>
+      <w:r>
+        <w:rPr>
+          <w:sz w:val="36"/>
+          <w:szCs w:val="36"/>
+        </w:rPr>
+        <w:t>Vertical on 6</w:t>
+      </w:r>
+      <w:r>
+        <w:rPr>
+          <w:sz w:val="36"/>
+          <w:szCs w:val="36"/>
+          <w:vertAlign w:val="superscript"/>
+        </w:rPr>
+        <w:t>th</w:t>
+      </w:r>
+      <w:r>
+        <w:rPr>
+          <w:sz w:val="36"/>
+          <w:szCs w:val="36"/>
+        </w:rPr>
+        <w:t xml:space="preserve"> column</w:t>
+      </w:r>
+    </w:p>
+    <w:p>
+      <w:pPr>
+        <w:rPr>
+          <w:sz w:val="36"/>
+          <w:szCs w:val="36"/>
+        </w:rPr>
+      </w:pPr>
+      <w:r>
+        <w:rPr>
+          <w:sz w:val="36"/>
+          <w:szCs w:val="36"/>
+        </w:rPr>
+        <w:t>They may overlap with alignment patterns</w:t>
+      </w:r>
+    </w:p>
+    <w:p>
+      <w:pPr>
+        <w:rPr>
+          <w:sz w:val="36"/>
+          <w:szCs w:val="36"/>
+        </w:rPr>
+      </w:pPr>
+    </w:p>
+    <w:p>
+      <w:pPr>
+        <w:rPr>
+          <w:sz w:val="36"/>
+          <w:szCs w:val="36"/>
+        </w:rPr>
+      </w:pPr>
+      <w:r>
+        <w:rPr>
+          <w:sz w:val="36"/>
+          <w:szCs w:val="36"/>
+        </w:rPr>
+        <w:t>Dark Square</w:t>
+      </w:r>
+    </w:p>
+    <w:p>
+      <w:pPr>
+        <w:rPr>
+          <w:sz w:val="36"/>
+          <w:szCs w:val="36"/>
+        </w:rPr>
+      </w:pPr>
+      <w:r>
+        <w:rPr>
+          <w:sz w:val="36"/>
+          <w:szCs w:val="36"/>
+        </w:rPr>
+        <w:t>Single black square beside the bottom left finder pattern</w:t>
+      </w:r>
+    </w:p>
+    <w:p>
+      <w:pPr>
+        <w:rPr>
+          <w:sz w:val="36"/>
+          <w:szCs w:val="36"/>
+        </w:rPr>
+      </w:pPr>
+      <w:r>
+        <w:rPr>
+          <w:sz w:val="36"/>
+          <w:szCs w:val="36"/>
+        </w:rPr>
+        <w:lastRenderedPageBreak/>
+        <w:t xml:space="preserve">Located at </w:t>
+      </w:r>
+      <w:r>
+        <w:rPr>
+          <w:sz w:val="36"/>
+          <w:szCs w:val="36"/>
+        </w:rPr>
+        <w:t>(8, [(4 * V) + 9])</w:t>
+      </w:r>
+    </w:p>
+    <w:p>
+      <w:pPr>
+        <w:rPr>
+          <w:sz w:val="36"/>
+          <w:szCs w:val="36"/>
+        </w:rPr>
+      </w:pPr>
+    </w:p>
+    <w:p>
+      <w:pPr>
+        <w:rPr>
+          <w:sz w:val="36"/>
+          <w:szCs w:val="36"/>
+        </w:rPr>
+      </w:pPr>
+      <w:r>
+        <w:rPr>
+          <w:sz w:val="36"/>
+          <w:szCs w:val="36"/>
+        </w:rPr>
+        <w:t>Certain strips of squares must be reserved</w:t>
+      </w:r>
+    </w:p>
+    <w:p>
+      <w:pPr>
+        <w:rPr>
+          <w:sz w:val="36"/>
+          <w:szCs w:val="36"/>
+        </w:rPr>
+      </w:pPr>
+    </w:p>
+    <w:p>
+      <w:pPr>
+        <w:rPr>
+          <w:sz w:val="36"/>
+          <w:szCs w:val="36"/>
+        </w:rPr>
+      </w:pPr>
+      <w:r>
+        <w:rPr>
+          <w:sz w:val="36"/>
+          <w:szCs w:val="36"/>
+        </w:rPr>
+        <w:t>Reserve Format Information Area:</w:t>
+      </w:r>
+    </w:p>
+    <w:p>
+      <w:pPr>
+        <w:rPr>
+          <w:sz w:val="36"/>
+          <w:szCs w:val="36"/>
+        </w:rPr>
+      </w:pPr>
+    </w:p>
+    <w:p>
+      <w:pPr>
+        <w:rPr>
+          <w:sz w:val="36"/>
+          <w:szCs w:val="36"/>
+        </w:rPr>
+      </w:pPr>
+      <w:r>
+        <w:rPr>
+          <w:sz w:val="36"/>
+          <w:szCs w:val="36"/>
+        </w:rPr>
+        <w:t>A strip below and to the right of the top left separator</w:t>
+      </w:r>
+    </w:p>
+    <w:p>
+      <w:pPr>
+        <w:rPr>
+          <w:sz w:val="36"/>
+          <w:szCs w:val="36"/>
+        </w:rPr>
+      </w:pPr>
+      <w:r>
+        <w:rPr>
+          <w:sz w:val="36"/>
+          <w:szCs w:val="36"/>
+        </w:rPr>
+        <w:t>A strip below the top right separator</w:t>
+      </w:r>
+    </w:p>
+    <w:p>
+      <w:pPr>
+        <w:rPr>
+          <w:sz w:val="36"/>
+          <w:szCs w:val="36"/>
+        </w:rPr>
+      </w:pPr>
+      <w:r>
+        <w:rPr>
+          <w:sz w:val="36"/>
+          <w:szCs w:val="36"/>
+        </w:rPr>
+        <w:t>A strip to the right of the bottom left separator</w:t>
+      </w:r>
+    </w:p>
+    <w:p>
+      <w:pPr>
+        <w:rPr>
+          <w:sz w:val="36"/>
+          <w:szCs w:val="36"/>
+        </w:rPr>
+      </w:pPr>
+    </w:p>
+    <w:p>
+      <w:pPr>
+        <w:rPr>
+          <w:sz w:val="36"/>
+          <w:szCs w:val="36"/>
+        </w:rPr>
+      </w:pPr>
+      <w:r>
+        <w:rPr>
+          <w:sz w:val="36"/>
+          <w:szCs w:val="36"/>
+        </w:rPr>
+        <w:t>Reserve Version Information Area:</w:t>
+      </w:r>
+    </w:p>
+    <w:p>
+      <w:pPr>
+        <w:rPr>
+          <w:sz w:val="36"/>
+          <w:szCs w:val="36"/>
+        </w:rPr>
+      </w:pPr>
+    </w:p>
+    <w:p>
+      <w:pPr>
+        <w:rPr>
+          <w:sz w:val="36"/>
+          <w:szCs w:val="36"/>
+        </w:rPr>
+      </w:pPr>
+      <w:r>
+        <w:rPr>
+          <w:sz w:val="36"/>
+          <w:szCs w:val="36"/>
+        </w:rPr>
+        <w:t>For versions 7 and above</w:t>
+      </w:r>
+    </w:p>
+    <w:p>
+      <w:pPr>
+        <w:rPr>
+          <w:sz w:val="36"/>
+          <w:szCs w:val="36"/>
+        </w:rPr>
+      </w:pPr>
+      <w:r>
+        <w:rPr>
+          <w:sz w:val="36"/>
+          <w:szCs w:val="36"/>
+        </w:rPr>
+        <w:t>6x3 block above the bottom left finder and separator</w:t>
+      </w:r>
+    </w:p>
+    <w:p>
+      <w:pPr>
+        <w:rPr>
+          <w:sz w:val="36"/>
+          <w:szCs w:val="36"/>
+        </w:rPr>
+      </w:pPr>
+      <w:r>
+        <w:rPr>
+          <w:sz w:val="36"/>
+          <w:szCs w:val="36"/>
+        </w:rPr>
+        <w:t>3x6 block to the left of the top right finder and separator</w:t>
+      </w:r>
+    </w:p>
+    <w:p>
+      <w:pPr>
+        <w:rPr>
+          <w:sz w:val="36"/>
+          <w:szCs w:val="36"/>
+        </w:rPr>
+      </w:pPr>
+    </w:p>
+    <w:p>
+      <w:pPr>
+        <w:rPr>
+          <w:sz w:val="36"/>
+          <w:szCs w:val="36"/>
+        </w:rPr>
+      </w:pPr>
+      <w:r>
+        <w:rPr>
+          <w:sz w:val="36"/>
+          <w:szCs w:val="36"/>
+        </w:rPr>
+        <w:t>Data Bits:</w:t>
+      </w:r>
+    </w:p>
+    <w:p>
+      <w:pPr>
+        <w:rPr>
+          <w:sz w:val="36"/>
+          <w:szCs w:val="36"/>
+        </w:rPr>
+      </w:pPr>
+    </w:p>
+    <w:p>
+      <w:pPr>
+        <w:rPr>
+          <w:sz w:val="36"/>
+          <w:szCs w:val="36"/>
+        </w:rPr>
+      </w:pPr>
+      <w:r>
+        <w:rPr>
+          <w:sz w:val="36"/>
+          <w:szCs w:val="36"/>
+        </w:rPr>
+        <w:t>1 means black, 0 means white</w:t>
+      </w:r>
+    </w:p>
+    <w:p>
+      <w:pPr>
+        <w:rPr>
+          <w:sz w:val="36"/>
+          <w:szCs w:val="36"/>
+        </w:rPr>
+      </w:pPr>
+      <w:r>
+        <w:rPr>
+          <w:sz w:val="36"/>
+          <w:szCs w:val="36"/>
+        </w:rPr>
+        <w:t>Start from bottom right and take two columns at a time</w:t>
+      </w:r>
+    </w:p>
+    <w:p>
+      <w:pPr>
+        <w:rPr>
+          <w:sz w:val="36"/>
+          <w:szCs w:val="36"/>
+        </w:rPr>
+      </w:pPr>
+      <w:r>
+        <w:rPr>
+          <w:sz w:val="36"/>
+          <w:szCs w:val="36"/>
+        </w:rPr>
+        <w:lastRenderedPageBreak/>
+        <w:t>Go upwards until the top is reached then take the next two columns and go downward</w:t>
+      </w:r>
+    </w:p>
+    <w:p>
+      <w:pPr>
+        <w:rPr>
+          <w:sz w:val="36"/>
+          <w:szCs w:val="36"/>
+        </w:rPr>
+      </w:pPr>
+      <w:r>
+        <w:rPr>
+          <w:sz w:val="36"/>
+          <w:szCs w:val="36"/>
+        </w:rPr>
+        <w:t>Going Upward:</w:t>
+      </w:r>
+    </w:p>
+    <w:p>
+      <w:pPr>
+        <w:rPr>
+          <w:sz w:val="36"/>
+          <w:szCs w:val="36"/>
+        </w:rPr>
+      </w:pPr>
+    </w:p>
+    <w:p>
+      <w:pPr>
+        <w:rPr>
+          <w:sz w:val="36"/>
+          <w:szCs w:val="36"/>
+        </w:rPr>
+      </w:pPr>
+      <w:r>
+        <w:rPr>
+          <w:sz w:val="36"/>
+          <w:szCs w:val="36"/>
+        </w:rPr>
+        <w:t>Column 1 and 2</w:t>
+      </w:r>
+    </w:p>
+    <w:p>
+      <w:pPr>
+        <w:rPr>
+          <w:sz w:val="36"/>
+          <w:szCs w:val="36"/>
+        </w:rPr>
+      </w:pPr>
+      <w:r>
+        <w:rPr>
+          <w:sz w:val="36"/>
+          <w:szCs w:val="36"/>
+        </w:rPr>
+        <w:t>Start from bottom col 2 then col 1</w:t>
+      </w:r>
+    </w:p>
+    <w:p>
+      <w:pPr>
+        <w:rPr>
+          <w:sz w:val="36"/>
+          <w:szCs w:val="36"/>
+        </w:rPr>
+      </w:pPr>
+      <w:r>
+        <w:rPr>
+          <w:sz w:val="36"/>
+          <w:szCs w:val="36"/>
+        </w:rPr>
+        <w:t>Then go upward one row to col 2 then col 1</w:t>
+      </w:r>
+    </w:p>
+    <w:p>
+      <w:pPr>
+        <w:rPr>
+          <w:sz w:val="36"/>
+          <w:szCs w:val="36"/>
+        </w:rPr>
+      </w:pPr>
+      <w:r>
+        <w:rPr>
+          <w:sz w:val="36"/>
+          <w:szCs w:val="36"/>
+        </w:rPr>
+        <w:t>Repeat</w:t>
+      </w:r>
+    </w:p>
+    <w:p>
+      <w:pPr>
+        <w:rPr>
+          <w:sz w:val="36"/>
+          <w:szCs w:val="36"/>
+        </w:rPr>
+      </w:pPr>
+    </w:p>
+    <w:p>
+      <w:pPr>
+        <w:rPr>
+          <w:sz w:val="36"/>
+          <w:szCs w:val="36"/>
+        </w:rPr>
+      </w:pPr>
+      <w:r>
+        <w:rPr>
+          <w:sz w:val="36"/>
+          <w:szCs w:val="36"/>
+        </w:rPr>
+        <w:t>Going Downward:</w:t>
+      </w:r>
+    </w:p>
+    <w:p>
+      <w:pPr>
+        <w:rPr>
+          <w:sz w:val="36"/>
+          <w:szCs w:val="36"/>
+        </w:rPr>
+      </w:pPr>
+    </w:p>
+    <w:p>
+      <w:pPr>
+        <w:rPr>
+          <w:sz w:val="36"/>
+          <w:szCs w:val="36"/>
+        </w:rPr>
+      </w:pPr>
+      <w:r>
+        <w:rPr>
+          <w:sz w:val="36"/>
+          <w:szCs w:val="36"/>
+        </w:rPr>
+        <w:t>Start from top col 2 then col 1</w:t>
+      </w:r>
+    </w:p>
+    <w:p>
+      <w:pPr>
+        <w:rPr>
+          <w:sz w:val="36"/>
+          <w:szCs w:val="36"/>
+        </w:rPr>
+      </w:pPr>
+      <w:r>
+        <w:rPr>
+          <w:sz w:val="36"/>
+          <w:szCs w:val="36"/>
+        </w:rPr>
+        <w:t>Go down one row to col 2 then to col 1</w:t>
+      </w:r>
+    </w:p>
+    <w:p>
+      <w:pPr>
+        <w:rPr>
+          <w:sz w:val="36"/>
+          <w:szCs w:val="36"/>
+        </w:rPr>
+      </w:pPr>
+    </w:p>
+    <w:p>
+      <w:pPr>
+        <w:rPr>
+          <w:sz w:val="36"/>
+          <w:szCs w:val="36"/>
+        </w:rPr>
+      </w:pPr>
+      <w:r>
+        <w:rPr>
+          <w:sz w:val="36"/>
+          <w:szCs w:val="36"/>
+        </w:rPr>
+        <w:t>Skip function patterns and reserved spots</w:t>
+      </w:r>
+    </w:p>
+    <w:p>
+      <w:pPr>
+        <w:rPr>
+          <w:sz w:val="36"/>
+          <w:szCs w:val="36"/>
+        </w:rPr>
+      </w:pPr>
+    </w:p>
+    <w:p>
+      <w:pPr>
+        <w:rPr>
+          <w:sz w:val="36"/>
+          <w:szCs w:val="36"/>
+        </w:rPr>
+      </w:pPr>
+      <w:r>
+        <w:rPr>
+          <w:sz w:val="36"/>
+          <w:szCs w:val="36"/>
+        </w:rPr>
+        <w:t>Exception (Vertical Timing Pattern):</w:t>
+      </w:r>
+    </w:p>
+    <w:p>
+      <w:pPr>
+        <w:rPr>
+          <w:sz w:val="36"/>
+          <w:szCs w:val="36"/>
+        </w:rPr>
+      </w:pPr>
+    </w:p>
+    <w:p>
+      <w:pPr>
+        <w:rPr>
+          <w:sz w:val="36"/>
+          <w:szCs w:val="36"/>
+        </w:rPr>
+      </w:pPr>
+      <w:r>
+        <w:rPr>
+          <w:sz w:val="36"/>
+          <w:szCs w:val="36"/>
+        </w:rPr>
+        <w:t>When you reach it skip to the next column to the left of it</w:t>
+      </w:r>
+    </w:p>
+    <w:p>
+      <w:pPr>
+        <w:rPr>
+          <w:sz w:val="36"/>
+          <w:szCs w:val="36"/>
+        </w:rPr>
+      </w:pPr>
+    </w:p>
+    <w:p>
+      <w:pPr>
+        <w:rPr>
+          <w:sz w:val="36"/>
+          <w:szCs w:val="36"/>
+        </w:rPr>
+      </w:pPr>
+    </w:p>
+    <w:p>
+      <w:pPr>
+        <w:rPr>
+          <w:sz w:val="44"/>
+          <w:szCs w:val="44"/>
+        </w:rPr>
+      </w:pPr>
+      <w:r>
+        <w:rPr>
+          <w:b/>
+          <w:bCs/>
+          <w:sz w:val="44"/>
+          <w:szCs w:val="44"/>
+        </w:rPr>
+        <w:lastRenderedPageBreak/>
+        <w:t>Data Masking</w:t>
+      </w:r>
+    </w:p>
+    <w:p>
+      <w:pPr>
+        <w:rPr>
+          <w:sz w:val="36"/>
+          <w:szCs w:val="36"/>
+        </w:rPr>
+      </w:pPr>
+    </w:p>
+    <w:p>
+      <w:pPr>
+        <w:rPr>
+          <w:sz w:val="36"/>
+          <w:szCs w:val="36"/>
+        </w:rPr>
+      </w:pPr>
+      <w:r>
+        <w:rPr>
+          <w:sz w:val="36"/>
+          <w:szCs w:val="36"/>
+        </w:rPr>
+        <w:t xml:space="preserve">Masking a square basically means to invert the </w:t>
+      </w:r>
+      <w:proofErr w:type="spellStart"/>
+      <w:r>
+        <w:rPr>
+          <w:sz w:val="36"/>
+          <w:szCs w:val="36"/>
+        </w:rPr>
+        <w:t>color</w:t>
+      </w:r>
+      <w:proofErr w:type="spellEnd"/>
+    </w:p>
+    <w:p>
+      <w:pPr>
+        <w:rPr>
+          <w:sz w:val="36"/>
+          <w:szCs w:val="36"/>
+        </w:rPr>
+      </w:pPr>
+      <w:r>
+        <w:rPr>
+          <w:sz w:val="36"/>
+          <w:szCs w:val="36"/>
+        </w:rPr>
+        <w:t>If it’s black make it white</w:t>
+      </w:r>
+    </w:p>
+    <w:p>
+      <w:pPr>
+        <w:rPr>
+          <w:sz w:val="36"/>
+          <w:szCs w:val="36"/>
+        </w:rPr>
+      </w:pPr>
+      <w:r>
+        <w:rPr>
+          <w:sz w:val="36"/>
+          <w:szCs w:val="36"/>
+        </w:rPr>
+        <w:t>If it’s white make it black</w:t>
+      </w:r>
+    </w:p>
+    <w:p>
+      <w:pPr>
+        <w:rPr>
+          <w:sz w:val="36"/>
+          <w:szCs w:val="36"/>
+        </w:rPr>
+      </w:pPr>
+      <w:r>
+        <w:rPr>
+          <w:sz w:val="36"/>
+          <w:szCs w:val="36"/>
+        </w:rPr>
+        <w:t>Do not mask function patterns and reserved areas</w:t>
+      </w:r>
+    </w:p>
+    <w:p>
+      <w:pPr>
+        <w:rPr>
+          <w:sz w:val="36"/>
+          <w:szCs w:val="36"/>
+        </w:rPr>
+      </w:pPr>
+      <w:r>
+        <w:rPr>
+          <w:sz w:val="36"/>
+          <w:szCs w:val="36"/>
+        </w:rPr>
+        <w:t>There are 8 mask patterns (found in resources)</w:t>
+      </w:r>
+    </w:p>
+    <w:p>
+      <w:pPr>
+        <w:rPr>
+          <w:sz w:val="36"/>
+          <w:szCs w:val="36"/>
+        </w:rPr>
+      </w:pPr>
+      <w:r>
+        <w:rPr>
+          <w:sz w:val="36"/>
+          <w:szCs w:val="36"/>
+        </w:rPr>
+        <w:t>Apply each mask pattern and evaluate a penalty score</w:t>
+      </w:r>
+    </w:p>
+    <w:p>
+      <w:pPr>
+        <w:rPr>
+          <w:sz w:val="36"/>
+          <w:szCs w:val="36"/>
+        </w:rPr>
+      </w:pPr>
+      <w:r>
+        <w:rPr>
+          <w:sz w:val="36"/>
+          <w:szCs w:val="36"/>
+        </w:rPr>
+        <w:t>The mask with the lowest penalty score is chosen</w:t>
+      </w:r>
+    </w:p>
+    <w:p>
+      <w:pPr>
+        <w:rPr>
+          <w:sz w:val="36"/>
+          <w:szCs w:val="36"/>
+        </w:rPr>
+      </w:pPr>
+      <w:r>
+        <w:rPr>
+          <w:sz w:val="36"/>
+          <w:szCs w:val="36"/>
+        </w:rPr>
+        <w:t>The penalty score is determined with four conditions</w:t>
+      </w:r>
+    </w:p>
+    <w:p>
+      <w:pPr>
+        <w:rPr>
+          <w:sz w:val="36"/>
+          <w:szCs w:val="36"/>
+        </w:rPr>
+      </w:pPr>
+    </w:p>
+    <w:p>
+      <w:pPr>
+        <w:rPr>
+          <w:sz w:val="36"/>
+          <w:szCs w:val="36"/>
+        </w:rPr>
+      </w:pPr>
+      <w:r>
+        <w:rPr>
+          <w:sz w:val="36"/>
+          <w:szCs w:val="36"/>
+        </w:rPr>
+        <w:t>Condition 1:</w:t>
+      </w:r>
+    </w:p>
+    <w:p>
+      <w:pPr>
+        <w:rPr>
+          <w:sz w:val="36"/>
+          <w:szCs w:val="36"/>
+        </w:rPr>
+      </w:pPr>
+    </w:p>
+    <w:p>
+      <w:pPr>
+        <w:rPr>
+          <w:sz w:val="36"/>
+          <w:szCs w:val="36"/>
+        </w:rPr>
+      </w:pPr>
+      <w:r>
+        <w:rPr>
+          <w:sz w:val="36"/>
+          <w:szCs w:val="36"/>
+        </w:rPr>
+        <w:t>Go row by row</w:t>
+      </w:r>
+    </w:p>
+    <w:p>
+      <w:pPr>
+        <w:rPr>
+          <w:sz w:val="36"/>
+          <w:szCs w:val="36"/>
+        </w:rPr>
+      </w:pPr>
+      <w:r>
+        <w:rPr>
+          <w:sz w:val="36"/>
+          <w:szCs w:val="36"/>
+        </w:rPr>
+        <w:t xml:space="preserve">If 5 consecutive squares have the same </w:t>
+      </w:r>
+      <w:proofErr w:type="spellStart"/>
+      <w:r>
+        <w:rPr>
+          <w:sz w:val="36"/>
+          <w:szCs w:val="36"/>
+        </w:rPr>
+        <w:t>color</w:t>
+      </w:r>
+      <w:proofErr w:type="spellEnd"/>
+      <w:r>
+        <w:rPr>
+          <w:sz w:val="36"/>
+          <w:szCs w:val="36"/>
+        </w:rPr>
+        <w:t xml:space="preserve"> add 3 to the score</w:t>
+      </w:r>
+    </w:p>
+    <w:p>
+      <w:pPr>
+        <w:rPr>
+          <w:sz w:val="36"/>
+          <w:szCs w:val="36"/>
+        </w:rPr>
+      </w:pPr>
+      <w:r>
+        <w:rPr>
+          <w:sz w:val="36"/>
+          <w:szCs w:val="36"/>
+        </w:rPr>
+        <w:t>If it’s more than 5 add 1 to the score for each additional square</w:t>
+      </w:r>
+    </w:p>
+    <w:p>
+      <w:pPr>
+        <w:rPr>
+          <w:sz w:val="36"/>
+          <w:szCs w:val="36"/>
+        </w:rPr>
+      </w:pPr>
+      <w:r>
+        <w:rPr>
+          <w:sz w:val="36"/>
+          <w:szCs w:val="36"/>
+        </w:rPr>
+        <w:t>Do the same column by column</w:t>
+      </w:r>
+    </w:p>
+    <w:p>
+      <w:pPr>
+        <w:rPr>
+          <w:sz w:val="36"/>
+          <w:szCs w:val="36"/>
+        </w:rPr>
+      </w:pPr>
+      <w:r>
+        <w:rPr>
+          <w:sz w:val="36"/>
+          <w:szCs w:val="36"/>
+        </w:rPr>
+        <w:t>Add them all up to get penalty score 1</w:t>
+      </w:r>
+    </w:p>
+    <w:p>
+      <w:pPr>
+        <w:rPr>
+          <w:sz w:val="36"/>
+          <w:szCs w:val="36"/>
+        </w:rPr>
+      </w:pPr>
+    </w:p>
+    <w:p>
+      <w:pPr>
+        <w:rPr>
+          <w:sz w:val="36"/>
+          <w:szCs w:val="36"/>
+        </w:rPr>
+      </w:pPr>
+      <w:r>
+        <w:rPr>
+          <w:sz w:val="36"/>
+          <w:szCs w:val="36"/>
+        </w:rPr>
+        <w:lastRenderedPageBreak/>
+        <w:t>Condition 2:</w:t>
+      </w:r>
+    </w:p>
+    <w:p>
+      <w:pPr>
+        <w:rPr>
+          <w:sz w:val="36"/>
+          <w:szCs w:val="36"/>
+        </w:rPr>
+      </w:pPr>
+    </w:p>
+    <w:p>
+      <w:pPr>
+        <w:rPr>
+          <w:sz w:val="36"/>
+          <w:szCs w:val="36"/>
+        </w:rPr>
+      </w:pPr>
+      <w:r>
+        <w:rPr>
+          <w:sz w:val="36"/>
+          <w:szCs w:val="36"/>
+        </w:rPr>
+        <w:t xml:space="preserve">Add 3 to the score for each 2x2 solid block of the same </w:t>
+      </w:r>
+      <w:proofErr w:type="spellStart"/>
+      <w:r>
+        <w:rPr>
+          <w:sz w:val="36"/>
+          <w:szCs w:val="36"/>
+        </w:rPr>
+        <w:t>color</w:t>
+      </w:r>
+      <w:proofErr w:type="spellEnd"/>
+    </w:p>
+    <w:p>
+      <w:pPr>
+        <w:rPr>
+          <w:sz w:val="36"/>
+          <w:szCs w:val="36"/>
+        </w:rPr>
+      </w:pPr>
+      <w:r>
+        <w:rPr>
+          <w:sz w:val="36"/>
+          <w:szCs w:val="36"/>
+        </w:rPr>
+        <w:t>Count even if they overlap</w:t>
+      </w:r>
+    </w:p>
+    <w:p>
+      <w:pPr>
+        <w:rPr>
+          <w:sz w:val="36"/>
+          <w:szCs w:val="36"/>
+        </w:rPr>
+      </w:pPr>
+      <w:r>
+        <w:rPr>
+          <w:sz w:val="36"/>
+          <w:szCs w:val="36"/>
+        </w:rPr>
+        <w:t>Example: a 3x3 solid block has 4 2x2 solid blocks so add 12</w:t>
+      </w:r>
+    </w:p>
+    <w:p>
+      <w:pPr>
+        <w:rPr>
+          <w:sz w:val="36"/>
+          <w:szCs w:val="36"/>
+        </w:rPr>
+      </w:pPr>
+      <w:r>
+        <w:rPr>
+          <w:sz w:val="36"/>
+          <w:szCs w:val="36"/>
+        </w:rPr>
+        <w:t>This gives penalty score 2</w:t>
+      </w:r>
+    </w:p>
+    <w:p>
+      <w:pPr>
+        <w:rPr>
+          <w:sz w:val="36"/>
+          <w:szCs w:val="36"/>
+        </w:rPr>
+      </w:pPr>
+    </w:p>
+    <w:p>
+      <w:pPr>
+        <w:rPr>
+          <w:sz w:val="36"/>
+          <w:szCs w:val="36"/>
+        </w:rPr>
+      </w:pPr>
+      <w:r>
+        <w:rPr>
+          <w:sz w:val="36"/>
+          <w:szCs w:val="36"/>
+        </w:rPr>
+        <w:t>Condition 3:</w:t>
+      </w:r>
+    </w:p>
+    <w:p>
+      <w:pPr>
+        <w:rPr>
+          <w:sz w:val="36"/>
+          <w:szCs w:val="36"/>
+        </w:rPr>
+      </w:pPr>
+    </w:p>
+    <w:p>
+      <w:pPr>
+        <w:rPr>
+          <w:sz w:val="36"/>
+          <w:szCs w:val="36"/>
+        </w:rPr>
+      </w:pPr>
+      <w:r>
+        <w:rPr>
+          <w:sz w:val="36"/>
+          <w:szCs w:val="36"/>
+        </w:rPr>
+        <w:t>Add 40 for each appearance (horizontal or vertical) of the following patterns</w:t>
+      </w:r>
+    </w:p>
+    <w:p>
+      <w:pPr>
+        <w:rPr>
+          <w:sz w:val="36"/>
+          <w:szCs w:val="36"/>
+        </w:rPr>
+      </w:pPr>
+      <w:r>
+        <w:rPr>
+          <w:sz w:val="36"/>
+          <w:szCs w:val="36"/>
+        </w:rPr>
+        <w:t xml:space="preserve">dark white dark </w:t>
+      </w:r>
+      <w:proofErr w:type="spellStart"/>
+      <w:r>
+        <w:rPr>
+          <w:sz w:val="36"/>
+          <w:szCs w:val="36"/>
+        </w:rPr>
+        <w:t>dark</w:t>
+      </w:r>
+      <w:proofErr w:type="spellEnd"/>
+      <w:r>
+        <w:rPr>
+          <w:sz w:val="36"/>
+          <w:szCs w:val="36"/>
+        </w:rPr>
+        <w:t xml:space="preserve"> </w:t>
+      </w:r>
+      <w:proofErr w:type="spellStart"/>
+      <w:r>
+        <w:rPr>
+          <w:sz w:val="36"/>
+          <w:szCs w:val="36"/>
+        </w:rPr>
+        <w:t>dark</w:t>
+      </w:r>
+      <w:proofErr w:type="spellEnd"/>
+      <w:r>
+        <w:rPr>
+          <w:sz w:val="36"/>
+          <w:szCs w:val="36"/>
+        </w:rPr>
+        <w:t xml:space="preserve"> white dark with four whites on either side</w:t>
+      </w:r>
+    </w:p>
+    <w:p>
+      <w:pPr>
+        <w:rPr>
+          <w:sz w:val="36"/>
+          <w:szCs w:val="36"/>
+        </w:rPr>
+      </w:pPr>
+      <w:r>
+        <w:rPr>
+          <w:sz w:val="36"/>
+          <w:szCs w:val="36"/>
+        </w:rPr>
+        <w:t>Basically 10111010000</w:t>
+      </w:r>
+    </w:p>
+    <w:p>
+      <w:pPr>
+        <w:rPr>
+          <w:sz w:val="36"/>
+          <w:szCs w:val="36"/>
+        </w:rPr>
+      </w:pPr>
+      <w:r>
+        <w:rPr>
+          <w:sz w:val="36"/>
+          <w:szCs w:val="36"/>
+        </w:rPr>
+        <w:t>Or 00001011101</w:t>
+      </w:r>
+    </w:p>
+    <w:p>
+      <w:pPr>
+        <w:rPr>
+          <w:sz w:val="36"/>
+          <w:szCs w:val="36"/>
+        </w:rPr>
+      </w:pPr>
+      <w:r>
+        <w:rPr>
+          <w:sz w:val="36"/>
+          <w:szCs w:val="36"/>
+        </w:rPr>
+        <w:t>This gives penalty score 3</w:t>
+      </w:r>
+    </w:p>
+    <w:p>
+      <w:pPr>
+        <w:rPr>
+          <w:sz w:val="36"/>
+          <w:szCs w:val="36"/>
+        </w:rPr>
+      </w:pPr>
+    </w:p>
+    <w:p>
+      <w:pPr>
+        <w:rPr>
+          <w:sz w:val="36"/>
+          <w:szCs w:val="36"/>
+        </w:rPr>
+      </w:pPr>
+    </w:p>
+    <w:p>
+      <w:pPr>
+        <w:rPr>
+          <w:sz w:val="36"/>
+          <w:szCs w:val="36"/>
+        </w:rPr>
+      </w:pPr>
+    </w:p>
+    <w:p>
+      <w:pPr>
+        <w:rPr>
+          <w:sz w:val="36"/>
+          <w:szCs w:val="36"/>
+        </w:rPr>
+      </w:pPr>
+    </w:p>
+    <w:p>
+      <w:pPr>
+        <w:rPr>
+          <w:sz w:val="36"/>
+          <w:szCs w:val="36"/>
+        </w:rPr>
+      </w:pPr>
+      <w:r>
+        <w:rPr>
+          <w:sz w:val="36"/>
+          <w:szCs w:val="36"/>
+        </w:rPr>
+        <w:lastRenderedPageBreak/>
+        <w:t>Condition 4:</w:t>
+      </w:r>
+    </w:p>
+    <w:p>
+      <w:pPr>
+        <w:rPr>
+          <w:sz w:val="36"/>
+          <w:szCs w:val="36"/>
+        </w:rPr>
+      </w:pPr>
+    </w:p>
+    <w:p>
+      <w:pPr>
+        <w:rPr>
+          <w:sz w:val="36"/>
+          <w:szCs w:val="36"/>
+        </w:rPr>
+      </w:pPr>
+      <w:r>
+        <w:rPr>
+          <w:sz w:val="36"/>
+          <w:szCs w:val="36"/>
+        </w:rPr>
+        <w:t>Count total number of squares</w:t>
+      </w:r>
+    </w:p>
+    <w:p>
+      <w:pPr>
+        <w:rPr>
+          <w:sz w:val="36"/>
+          <w:szCs w:val="36"/>
+        </w:rPr>
+      </w:pPr>
+      <w:r>
+        <w:rPr>
+          <w:sz w:val="36"/>
+          <w:szCs w:val="36"/>
+        </w:rPr>
+        <w:t>Count total number of dark squares</w:t>
+      </w:r>
+    </w:p>
+    <w:p>
+      <w:pPr>
+        <w:rPr>
+          <w:sz w:val="36"/>
+          <w:szCs w:val="36"/>
+        </w:rPr>
+      </w:pPr>
+      <w:r>
+        <w:rPr>
+          <w:sz w:val="36"/>
+          <w:szCs w:val="36"/>
+        </w:rPr>
+        <w:t>Get percentage of dark</w:t>
+      </w:r>
+    </w:p>
+    <w:p>
+      <w:pPr>
+        <w:rPr>
+          <w:sz w:val="36"/>
+          <w:szCs w:val="36"/>
+        </w:rPr>
+      </w:pPr>
+      <w:r>
+        <w:rPr>
+          <w:sz w:val="36"/>
+          <w:szCs w:val="36"/>
+        </w:rPr>
+        <w:t>Get the previous and next multiple of 5 of this percent</w:t>
+      </w:r>
+    </w:p>
+    <w:p>
+      <w:pPr>
+        <w:rPr>
+          <w:sz w:val="36"/>
+          <w:szCs w:val="36"/>
+        </w:rPr>
+      </w:pPr>
+      <w:r>
+        <w:rPr>
+          <w:sz w:val="36"/>
+          <w:szCs w:val="36"/>
+        </w:rPr>
+        <w:t>Subtract 50 from each and take their absolute values</w:t>
+      </w:r>
+    </w:p>
+    <w:p>
+      <w:pPr>
+        <w:rPr>
+          <w:sz w:val="36"/>
+          <w:szCs w:val="36"/>
+        </w:rPr>
+      </w:pPr>
+      <w:r>
+        <w:rPr>
+          <w:sz w:val="36"/>
+          <w:szCs w:val="36"/>
+        </w:rPr>
+        <w:t>Divide each by 5</w:t>
+      </w:r>
+    </w:p>
+    <w:p>
+      <w:pPr>
+        <w:rPr>
+          <w:sz w:val="36"/>
+          <w:szCs w:val="36"/>
+        </w:rPr>
+      </w:pPr>
+      <w:r>
+        <w:rPr>
+          <w:sz w:val="36"/>
+          <w:szCs w:val="36"/>
+        </w:rPr>
+        <w:t>Take the smaller one and multiply it by 10</w:t>
+      </w:r>
+    </w:p>
+    <w:p>
+      <w:pPr>
+        <w:rPr>
+          <w:sz w:val="36"/>
+          <w:szCs w:val="36"/>
+        </w:rPr>
+      </w:pPr>
+      <w:r>
+        <w:rPr>
+          <w:sz w:val="36"/>
+          <w:szCs w:val="36"/>
+        </w:rPr>
+        <w:t>This gives penalty score 4</w:t>
+      </w:r>
+    </w:p>
+    <w:p>
+      <w:pPr>
+        <w:rPr>
+          <w:sz w:val="36"/>
+          <w:szCs w:val="36"/>
+        </w:rPr>
+      </w:pPr>
+    </w:p>
+    <w:p>
+      <w:pPr>
+        <w:rPr>
+          <w:sz w:val="36"/>
+          <w:szCs w:val="36"/>
+        </w:rPr>
+      </w:pPr>
+      <w:r>
+        <w:rPr>
+          <w:sz w:val="36"/>
+          <w:szCs w:val="36"/>
+        </w:rPr>
+        <w:t>Add them up to get overall penalty score</w:t>
+      </w:r>
+    </w:p>
+    <w:p>
+      <w:pPr>
+        <w:rPr>
+          <w:sz w:val="36"/>
+          <w:szCs w:val="36"/>
+        </w:rPr>
+      </w:pPr>
+      <w:r>
+        <w:rPr>
+          <w:sz w:val="36"/>
+          <w:szCs w:val="36"/>
+        </w:rPr>
+        <w:t>Choose the mask with the lowest penalty score</w:t>
+      </w:r>
+    </w:p>
+    <w:p>
+      <w:pPr>
+        <w:rPr>
+          <w:sz w:val="36"/>
+          <w:szCs w:val="36"/>
+        </w:rPr>
+      </w:pPr>
+    </w:p>
+    <w:p>
+      <w:pPr>
+        <w:rPr>
+          <w:sz w:val="36"/>
+          <w:szCs w:val="36"/>
+        </w:rPr>
+      </w:pPr>
+    </w:p>
+    <w:p>
+      <w:pPr>
+        <w:rPr>
+          <w:sz w:val="44"/>
+          <w:szCs w:val="44"/>
+        </w:rPr>
+      </w:pPr>
+      <w:r>
+        <w:rPr>
+          <w:b/>
+          <w:bCs/>
+          <w:sz w:val="44"/>
+          <w:szCs w:val="44"/>
+        </w:rPr>
+        <w:t>Format And Version Information</w:t>
+      </w:r>
+    </w:p>
+    <w:p>
+      <w:pPr>
+        <w:rPr>
+          <w:sz w:val="36"/>
+          <w:szCs w:val="36"/>
+        </w:rPr>
+      </w:pPr>
+    </w:p>
+    <w:p>
+      <w:pPr>
+        <w:rPr>
+          <w:sz w:val="36"/>
+          <w:szCs w:val="36"/>
+        </w:rPr>
+      </w:pPr>
+      <w:r>
+        <w:rPr>
+          <w:sz w:val="36"/>
+          <w:szCs w:val="36"/>
+        </w:rPr>
+        <w:t>Format String</w:t>
+      </w:r>
+    </w:p>
+    <w:p>
+      <w:pPr>
+        <w:rPr>
+          <w:sz w:val="36"/>
+          <w:szCs w:val="36"/>
+        </w:rPr>
+      </w:pPr>
+      <w:r>
+        <w:rPr>
+          <w:sz w:val="36"/>
+          <w:szCs w:val="36"/>
+        </w:rPr>
+        <w:t>00 (error correction level M)</w:t>
+      </w:r>
+    </w:p>
+    <w:p>
+      <w:pPr>
+        <w:rPr>
+          <w:sz w:val="36"/>
+          <w:szCs w:val="36"/>
+        </w:rPr>
+      </w:pPr>
+      <w:r>
+        <w:rPr>
+          <w:sz w:val="36"/>
+          <w:szCs w:val="36"/>
+        </w:rPr>
+        <w:t>3 bits to indicate mask pattern</w:t>
+      </w:r>
+    </w:p>
+    <w:p>
+      <w:pPr>
+        <w:rPr>
+          <w:sz w:val="36"/>
+          <w:szCs w:val="36"/>
+        </w:rPr>
+      </w:pPr>
+      <w:r>
+        <w:rPr>
+          <w:sz w:val="36"/>
+          <w:szCs w:val="36"/>
+        </w:rPr>
+        <w:t>These are 0-7 convert to binary</w:t>
+      </w:r>
+    </w:p>
+    <w:p>
+      <w:pPr>
+        <w:rPr>
+          <w:sz w:val="36"/>
+          <w:szCs w:val="36"/>
+        </w:rPr>
+      </w:pPr>
+      <w:r>
+        <w:rPr>
+          <w:sz w:val="36"/>
+          <w:szCs w:val="36"/>
+        </w:rPr>
+        <w:lastRenderedPageBreak/>
+        <w:t>Error correction bits</w:t>
+      </w:r>
+    </w:p>
+    <w:p>
+      <w:pPr>
+        <w:rPr>
+          <w:sz w:val="36"/>
+          <w:szCs w:val="36"/>
+        </w:rPr>
+      </w:pPr>
+      <w:r>
+        <w:rPr>
+          <w:sz w:val="36"/>
+          <w:szCs w:val="36"/>
+        </w:rPr>
+        <w:t xml:space="preserve">Generator polynomial as a </w:t>
+      </w:r>
+      <w:proofErr w:type="spellStart"/>
+      <w:r>
+        <w:rPr>
+          <w:sz w:val="36"/>
+          <w:szCs w:val="36"/>
+        </w:rPr>
+        <w:t>binarystring</w:t>
+      </w:r>
+      <w:proofErr w:type="spellEnd"/>
+      <w:r>
+        <w:rPr>
+          <w:sz w:val="36"/>
+          <w:szCs w:val="36"/>
+        </w:rPr>
+        <w:t xml:space="preserve"> is </w:t>
+      </w:r>
+      <w:r>
+        <w:rPr>
+          <w:sz w:val="36"/>
+          <w:szCs w:val="36"/>
+        </w:rPr>
+        <w:t>10100110111</w:t>
+      </w:r>
+    </w:p>
+    <w:p>
+      <w:pPr>
+        <w:rPr>
+          <w:sz w:val="36"/>
+          <w:szCs w:val="36"/>
+        </w:rPr>
+      </w:pPr>
+      <w:r>
+        <w:rPr>
+          <w:sz w:val="36"/>
+          <w:szCs w:val="36"/>
+        </w:rPr>
+        <w:t>Put this string to the right of the 5 bits</w:t>
+      </w:r>
+    </w:p>
+    <w:p>
+      <w:pPr>
+        <w:rPr>
+          <w:sz w:val="36"/>
+          <w:szCs w:val="36"/>
+        </w:rPr>
+      </w:pPr>
+      <w:r>
+        <w:rPr>
+          <w:sz w:val="36"/>
+          <w:szCs w:val="36"/>
+        </w:rPr>
+        <w:t>Remove any 0s from the left</w:t>
+      </w:r>
+    </w:p>
+    <w:p>
+      <w:pPr>
+        <w:rPr>
+          <w:sz w:val="36"/>
+          <w:szCs w:val="36"/>
+        </w:rPr>
+      </w:pPr>
+      <w:r>
+        <w:rPr>
+          <w:sz w:val="36"/>
+          <w:szCs w:val="36"/>
+        </w:rPr>
+        <w:t>We now repeat some division steps until the format string is 10 bits or less</w:t>
+      </w:r>
+    </w:p>
+    <w:p>
+      <w:pPr>
+        <w:rPr>
+          <w:sz w:val="36"/>
+          <w:szCs w:val="36"/>
+        </w:rPr>
+      </w:pPr>
+      <w:r>
+        <w:rPr>
+          <w:sz w:val="36"/>
+          <w:szCs w:val="36"/>
+        </w:rPr>
+        <w:t>Pad the generator string with 0s to the right to make it the same length as the format string</w:t>
+      </w:r>
+    </w:p>
+    <w:p>
+      <w:pPr>
+        <w:rPr>
+          <w:sz w:val="36"/>
+          <w:szCs w:val="36"/>
+        </w:rPr>
+      </w:pPr>
+      <w:r>
+        <w:rPr>
+          <w:sz w:val="36"/>
+          <w:szCs w:val="36"/>
+        </w:rPr>
+        <w:t>XOR the two strings</w:t>
+      </w:r>
+    </w:p>
+    <w:p>
+      <w:pPr>
+        <w:rPr>
+          <w:sz w:val="36"/>
+          <w:szCs w:val="36"/>
+        </w:rPr>
+      </w:pPr>
+      <w:r>
+        <w:rPr>
+          <w:sz w:val="36"/>
+          <w:szCs w:val="36"/>
+        </w:rPr>
+        <w:t>Remove 0s from the left of the format string</w:t>
+      </w:r>
+    </w:p>
+    <w:p>
+      <w:pPr>
+        <w:rPr>
+          <w:sz w:val="36"/>
+          <w:szCs w:val="36"/>
+        </w:rPr>
+      </w:pPr>
+      <w:r>
+        <w:rPr>
+          <w:sz w:val="36"/>
+          <w:szCs w:val="36"/>
+        </w:rPr>
+        <w:t>Repeat</w:t>
+      </w:r>
+    </w:p>
+    <w:p>
+      <w:pPr>
+        <w:rPr>
+          <w:sz w:val="36"/>
+          <w:szCs w:val="36"/>
+        </w:rPr>
+      </w:pPr>
+      <w:r>
+        <w:rPr>
+          <w:sz w:val="36"/>
+          <w:szCs w:val="36"/>
+        </w:rPr>
+        <w:t>If the result is less than 10 bits put 0s to the left to make it 10 bits</w:t>
+      </w:r>
+    </w:p>
+    <w:p>
+      <w:pPr>
+        <w:rPr>
+          <w:sz w:val="36"/>
+          <w:szCs w:val="36"/>
+        </w:rPr>
+      </w:pPr>
+      <w:r>
+        <w:rPr>
+          <w:sz w:val="36"/>
+          <w:szCs w:val="36"/>
+        </w:rPr>
+        <w:t>Take the 5 original bits and add the 10 error correction bits</w:t>
+      </w:r>
+    </w:p>
+    <w:p>
+      <w:pPr>
+        <w:rPr>
+          <w:sz w:val="36"/>
+          <w:szCs w:val="36"/>
+        </w:rPr>
+      </w:pPr>
+      <w:r>
+        <w:rPr>
+          <w:sz w:val="36"/>
+          <w:szCs w:val="36"/>
+        </w:rPr>
+        <w:t xml:space="preserve">Finally XOR it with the mask string: </w:t>
+      </w:r>
+      <w:r>
+        <w:rPr>
+          <w:sz w:val="36"/>
+          <w:szCs w:val="36"/>
+        </w:rPr>
+        <w:t>101010000010010</w:t>
+      </w:r>
+    </w:p>
+    <w:p>
+      <w:pPr>
+        <w:rPr>
+          <w:sz w:val="36"/>
+          <w:szCs w:val="36"/>
+        </w:rPr>
+      </w:pPr>
+      <w:r>
+        <w:rPr>
+          <w:sz w:val="36"/>
+          <w:szCs w:val="36"/>
+        </w:rPr>
+        <w:t>Use the guide in resources to place the format string correctly</w:t>
+      </w:r>
+    </w:p>
+    <w:p>
+      <w:pPr>
+        <w:rPr>
+          <w:sz w:val="36"/>
+          <w:szCs w:val="36"/>
+        </w:rPr>
+      </w:pPr>
+    </w:p>
+    <w:p>
+      <w:pPr>
+        <w:rPr>
+          <w:sz w:val="36"/>
+          <w:szCs w:val="36"/>
+        </w:rPr>
+      </w:pPr>
+      <w:r>
+        <w:rPr>
+          <w:sz w:val="36"/>
+          <w:szCs w:val="36"/>
+        </w:rPr>
+        <w:t xml:space="preserve">Make sure there is a dark square at </w:t>
+      </w:r>
+      <w:r>
+        <w:rPr>
+          <w:sz w:val="36"/>
+          <w:szCs w:val="36"/>
+        </w:rPr>
+        <w:t>(8, 4*version + 9)</w:t>
+      </w:r>
+    </w:p>
+    <w:p>
+      <w:pPr>
+        <w:rPr>
+          <w:sz w:val="36"/>
+          <w:szCs w:val="36"/>
+        </w:rPr>
+      </w:pPr>
+    </w:p>
+    <w:p>
+      <w:pPr>
+        <w:rPr>
+          <w:sz w:val="36"/>
+          <w:szCs w:val="36"/>
+        </w:rPr>
+      </w:pPr>
+    </w:p>
+    <w:p>
+      <w:pPr>
+        <w:rPr>
+          <w:sz w:val="36"/>
+          <w:szCs w:val="36"/>
+        </w:rPr>
+      </w:pPr>
+    </w:p>
+    <w:p>
+      <w:pPr>
+        <w:rPr>
+          <w:sz w:val="36"/>
+          <w:szCs w:val="36"/>
+        </w:rPr>
+      </w:pPr>
+      <w:r>
+        <w:rPr>
+          <w:sz w:val="36"/>
+          <w:szCs w:val="36"/>
+        </w:rPr>
+        <w:lastRenderedPageBreak/>
+        <w:t>Version Information String</w:t>
+      </w:r>
+    </w:p>
+    <w:p>
+      <w:pPr>
+        <w:rPr>
+          <w:sz w:val="36"/>
+          <w:szCs w:val="36"/>
+        </w:rPr>
+      </w:pPr>
+    </w:p>
+    <w:p>
+      <w:pPr>
+        <w:rPr>
+          <w:sz w:val="36"/>
+          <w:szCs w:val="36"/>
+        </w:rPr>
+      </w:pPr>
+      <w:r>
+        <w:rPr>
+          <w:sz w:val="36"/>
+          <w:szCs w:val="36"/>
+        </w:rPr>
+        <w:t>For versions 7 and above</w:t>
+      </w:r>
+    </w:p>
+    <w:p>
+      <w:pPr>
+        <w:rPr>
+          <w:sz w:val="36"/>
+          <w:szCs w:val="36"/>
+        </w:rPr>
+      </w:pPr>
+      <w:r>
+        <w:rPr>
+          <w:sz w:val="36"/>
+          <w:szCs w:val="36"/>
+        </w:rPr>
+        <w:t xml:space="preserve">Convert the version to a </w:t>
+      </w:r>
+      <w:proofErr w:type="gramStart"/>
+      <w:r>
+        <w:rPr>
+          <w:sz w:val="36"/>
+          <w:szCs w:val="36"/>
+        </w:rPr>
+        <w:t>6 bit</w:t>
+      </w:r>
+      <w:proofErr w:type="gramEnd"/>
+      <w:r>
+        <w:rPr>
+          <w:sz w:val="36"/>
+          <w:szCs w:val="36"/>
+        </w:rPr>
+        <w:t xml:space="preserve"> binary number</w:t>
+      </w:r>
+    </w:p>
+    <w:p>
+      <w:pPr>
+        <w:rPr>
+          <w:sz w:val="36"/>
+          <w:szCs w:val="36"/>
+        </w:rPr>
+      </w:pPr>
+      <w:r>
+        <w:rPr>
+          <w:sz w:val="36"/>
+          <w:szCs w:val="36"/>
+        </w:rPr>
+        <w:t>Pad the string with 0s to the right to make it 18 bits</w:t>
+      </w:r>
+    </w:p>
+    <w:p>
+      <w:pPr>
+        <w:rPr>
+          <w:sz w:val="36"/>
+          <w:szCs w:val="36"/>
+        </w:rPr>
+      </w:pPr>
+      <w:r>
+        <w:rPr>
+          <w:sz w:val="36"/>
+          <w:szCs w:val="36"/>
+        </w:rPr>
+        <w:t>Remove the 0s from the left</w:t>
+      </w:r>
+    </w:p>
+    <w:p>
+      <w:pPr>
+        <w:rPr>
+          <w:sz w:val="36"/>
+          <w:szCs w:val="36"/>
+        </w:rPr>
+      </w:pPr>
+      <w:r>
+        <w:rPr>
+          <w:sz w:val="36"/>
+          <w:szCs w:val="36"/>
+        </w:rPr>
+        <w:t xml:space="preserve">Use the following </w:t>
+      </w:r>
+      <w:proofErr w:type="spellStart"/>
+      <w:r>
+        <w:rPr>
+          <w:sz w:val="36"/>
+          <w:szCs w:val="36"/>
+        </w:rPr>
+        <w:t>geneator</w:t>
+      </w:r>
+      <w:proofErr w:type="spellEnd"/>
+      <w:r>
+        <w:rPr>
+          <w:sz w:val="36"/>
+          <w:szCs w:val="36"/>
+        </w:rPr>
+        <w:t xml:space="preserve"> polynomial: </w:t>
+      </w:r>
+      <w:r>
+        <w:rPr>
+          <w:sz w:val="36"/>
+          <w:szCs w:val="36"/>
+        </w:rPr>
+        <w:t>1111100100101</w:t>
+      </w:r>
+    </w:p>
+    <w:p>
+      <w:pPr>
+        <w:rPr>
+          <w:sz w:val="36"/>
+          <w:szCs w:val="36"/>
+        </w:rPr>
+      </w:pPr>
+      <w:r>
+        <w:rPr>
+          <w:sz w:val="36"/>
+          <w:szCs w:val="36"/>
+        </w:rPr>
+        <w:t>Repeat division steps like above except we pad the strings to be 18 bits and stop when current string is 12 or less</w:t>
+      </w:r>
+    </w:p>
+    <w:p>
+      <w:pPr>
+        <w:rPr>
+          <w:sz w:val="36"/>
+          <w:szCs w:val="36"/>
+        </w:rPr>
+      </w:pPr>
+    </w:p>
+    <w:p>
+      <w:pPr>
+        <w:rPr>
+          <w:sz w:val="36"/>
+          <w:szCs w:val="36"/>
+        </w:rPr>
+      </w:pPr>
+      <w:r>
+        <w:rPr>
+          <w:sz w:val="36"/>
+          <w:szCs w:val="36"/>
+        </w:rPr>
+        <w:t>Use the guide in resources to place it</w:t>
+      </w:r>
+    </w:p>
+    <w:p>
+      <w:pPr>
+        <w:rPr>
+          <w:sz w:val="36"/>
+          <w:szCs w:val="36"/>
+        </w:rPr>
+      </w:pPr>
+    </w:p>
+    <w:p>
+      <w:pPr>
+        <w:rPr>
+          <w:sz w:val="36"/>
+          <w:szCs w:val="36"/>
+        </w:rPr>
+      </w:pPr>
+      <w:r>
+        <w:rPr>
+          <w:sz w:val="36"/>
+          <w:szCs w:val="36"/>
+        </w:rPr>
+        <w:t>Add a quiet zone</w:t>
+      </w:r>
+    </w:p>
+    <w:p>
+      <w:pPr>
+        <w:rPr>
+          <w:sz w:val="36"/>
+          <w:szCs w:val="36"/>
+        </w:rPr>
+      </w:pPr>
+      <w:r>
+        <w:rPr>
+          <w:sz w:val="36"/>
+          <w:szCs w:val="36"/>
+        </w:rPr>
+        <w:t>4x4 white outline to the QR Code</w:t>
+      </w:r>
+    </w:p>
+    <w:p>
+      <w:pPr>
+        <w:rPr>
+          <w:sz w:val="36"/>
+          <w:szCs w:val="36"/>
+        </w:rPr>
+      </w:pPr>
+    </w:p>
+    <w:p>
+      <w:pPr>
+        <w:rPr>
+          <w:sz w:val="36"/>
+          <w:szCs w:val="36"/>
+        </w:rPr>
+      </w:pPr>
+      <w:r>
+        <w:rPr>
+          <w:sz w:val="36"/>
+          <w:szCs w:val="36"/>
+        </w:rPr>
+        <w:t xml:space="preserve">Output </w:t>
+      </w:r>
+      <w:proofErr w:type="gramStart"/>
+      <w:r>
+        <w:rPr>
+          <w:sz w:val="36"/>
+          <w:szCs w:val="36"/>
+        </w:rPr>
+        <w:t>the final result</w:t>
+      </w:r>
+      <w:proofErr w:type="gramEnd"/>
+    </w:p>
+    <w:p>
+      <w:pPr>
+        <w:rPr>
+          <w:sz w:val="36"/>
+          <w:szCs w:val="36"/>
+        </w:rPr>
+      </w:pPr>
+    </w:p>
+    <w:p>
+      <w:pPr>
+        <w:rPr>
+          <w:sz w:val="36"/>
+          <w:szCs w:val="36"/>
+        </w:rPr>
+      </w:pPr>
+    </w:p>
+    <w:p>
+      <w:pPr>
+        <w:rPr>
+          <w:sz w:val="36"/>
+          <w:szCs w:val="36"/>
+        </w:rPr>
+      </w:pPr>
+      <w:r>
+        <w:rPr>
+          <w:b/>
+          <w:bCs/>
+          <w:sz w:val="44"/>
+          <w:szCs w:val="44"/>
+        </w:rPr>
+        <w:t>Resources</w:t>
+      </w:r>
+    </w:p>
+    <w:p>
+      <w:pPr>
+        <w:rPr>
+          <w:sz w:val="36"/>
+          <w:szCs w:val="36"/>
+        </w:rPr>
+      </w:pPr>
+      <w:r>
+        <w:rPr>
+          <w:sz w:val="36"/>
+          <w:szCs w:val="36"/>
+        </w:rPr>
+        <w:t>Learn how QR Codes work and how to make them:</w:t>
+      </w:r>
+    </w:p>
+    <w:p>
+      <w:pPr>
+        <w:rPr>
+          <w:sz w:val="36"/>
+          <w:szCs w:val="36"/>
+        </w:rPr>
+      </w:pPr>
+      <w:hyperlink r:id="rId10" w:history="1">
+        <w:r>
+          <w:rPr>
+            <w:rStyle w:val="Hyperlink"/>
+            <w:sz w:val="36"/>
+            <w:szCs w:val="36"/>
+          </w:rPr>
+          <w:t>QR Code Tutoria</w:t>
+        </w:r>
+        <w:r>
+          <w:rPr>
+            <w:rStyle w:val="Hyperlink"/>
+            <w:sz w:val="36"/>
+            <w:szCs w:val="36"/>
+          </w:rPr>
+          <w:t>l</w:t>
+        </w:r>
+        <w:r>
+          <w:rPr>
+            <w:rStyle w:val="Hyperlink"/>
+            <w:sz w:val="36"/>
+            <w:szCs w:val="36"/>
+          </w:rPr>
+          <w:t xml:space="preserve"> - </w:t>
+        </w:r>
+        <w:proofErr w:type="spellStart"/>
+        <w:r>
+          <w:rPr>
+            <w:rStyle w:val="Hyperlink"/>
+            <w:sz w:val="36"/>
+            <w:szCs w:val="36"/>
+          </w:rPr>
+          <w:t>Thonky</w:t>
+        </w:r>
+        <w:proofErr w:type="spellEnd"/>
+        <w:r>
+          <w:rPr>
+            <w:rStyle w:val="Hyperlink"/>
+            <w:sz w:val="36"/>
+            <w:szCs w:val="36"/>
+          </w:rPr>
+          <w:t xml:space="preserve"> Game Guides</w:t>
+        </w:r>
+      </w:hyperlink>
+    </w:p>
+    <w:p>
+      <w:pPr>
+        <w:rPr>
+          <w:sz w:val="36"/>
+          <w:szCs w:val="36"/>
+        </w:rPr>
+      </w:pPr>
+      <w:r>
+        <w:rPr>
+          <w:sz w:val="36"/>
+          <w:szCs w:val="36"/>
+        </w:rPr>
+        <w:lastRenderedPageBreak/>
+        <w:t xml:space="preserve">Error </w:t>
+      </w:r>
+      <w:r>
+        <w:rPr>
+          <w:sz w:val="36"/>
+          <w:szCs w:val="36"/>
+        </w:rPr>
+        <w:t>Correction</w:t>
+      </w:r>
+      <w:r>
+        <w:rPr>
+          <w:sz w:val="36"/>
+          <w:szCs w:val="36"/>
+        </w:rPr>
+        <w:t xml:space="preserve"> Table:</w:t>
+      </w:r>
+    </w:p>
+    <w:p>
+      <w:pPr>
+        <w:rPr>
+          <w:sz w:val="36"/>
+          <w:szCs w:val="36"/>
+        </w:rPr>
+      </w:pPr>
+      <w:hyperlink r:id="rId11" w:history="1">
+        <w:r>
+          <w:rPr>
+            <w:rStyle w:val="Hyperlink"/>
+          </w:rPr>
+          <w:t>https://www.thonky.com/qr-code-tutorial/error-correction-table</w:t>
+        </w:r>
+      </w:hyperlink>
+    </w:p>
+    <w:p>
+      <w:pPr>
+        <w:rPr>
+          <w:sz w:val="36"/>
+          <w:szCs w:val="36"/>
+        </w:rPr>
+      </w:pPr>
+      <w:r>
+        <w:rPr>
+          <w:sz w:val="36"/>
+          <w:szCs w:val="36"/>
+        </w:rPr>
+        <w:t xml:space="preserve">Remainder Bits Table Found </w:t>
+      </w:r>
+      <w:r>
+        <w:rPr>
+          <w:sz w:val="36"/>
+          <w:szCs w:val="36"/>
+        </w:rPr>
+        <w:t>Here</w:t>
+      </w:r>
+      <w:r>
+        <w:rPr>
+          <w:sz w:val="36"/>
+          <w:szCs w:val="36"/>
+        </w:rPr>
+        <w:t>:</w:t>
+      </w:r>
+    </w:p>
+    <w:p>
+      <w:pPr>
+        <w:rPr>
+          <w:sz w:val="36"/>
+          <w:szCs w:val="36"/>
+        </w:rPr>
+      </w:pPr>
+      <w:hyperlink r:id="rId12" w:history="1">
+        <w:r>
+          <w:rPr>
+            <w:rStyle w:val="Hyperlink"/>
+          </w:rPr>
+          <w:t>https://www.thonky.com/qr-code-tutorial/structure-final-message</w:t>
+        </w:r>
+      </w:hyperlink>
+    </w:p>
+    <w:p>
+      <w:pPr>
+        <w:rPr>
+          <w:sz w:val="36"/>
+          <w:szCs w:val="36"/>
+        </w:rPr>
+      </w:pPr>
+      <w:r>
+        <w:rPr>
+          <w:sz w:val="36"/>
+          <w:szCs w:val="36"/>
+        </w:rPr>
+        <w:t>Mask Patterns</w:t>
+      </w:r>
+      <w:r>
+        <w:rPr>
+          <w:sz w:val="36"/>
+          <w:szCs w:val="36"/>
+        </w:rPr>
+        <w:t>:</w:t>
+      </w:r>
+    </w:p>
+    <w:p>
+      <w:pPr>
+        <w:rPr>
+          <w:sz w:val="36"/>
+          <w:szCs w:val="36"/>
+        </w:rPr>
+      </w:pPr>
+      <w:hyperlink r:id="rId13" w:history="1">
+        <w:r>
+          <w:rPr>
+            <w:rStyle w:val="Hyperlink"/>
+          </w:rPr>
+          <w:t>https://www.thonky.com/qr-code-tutorial/mask-patterns</w:t>
+        </w:r>
+      </w:hyperlink>
     </w:p>
     <w:sectPr>
       <w:pgSz w:w="11906" w:h="16838"/>
@@ -413,6 +5827,177 @@
     </w:sectPr>
   </w:body>
 </w:document>
+</file>
+
+<file path=word/endnotes.xml><?xml version="1.0" encoding="utf-8"?>
+<w:endnotes xmlns:wpc="http://schemas.microsoft.com/office/word/2010/wordprocessingCanvas" xmlns:cx="http://schemas.microsoft.com/office/drawing/2014/chartex" xmlns:cx1="http://schemas.microsoft.com/office/drawing/2015/9/8/chartex" xmlns:cx2="http://schemas.microsoft.com/office/drawing/2015/10/21/chartex" xmlns:cx3="http://schemas.microsoft.com/office/drawing/2016/5/9/chartex" xmlns:cx4="http://schemas.microsoft.com/office/drawing/2016/5/10/chartex" xmlns:cx5="http://schemas.microsoft.com/office/drawing/2016/5/11/chartex" xmlns:cx6="http://schemas.microsoft.com/office/drawing/2016/5/12/chartex" xmlns:cx7="http://schemas.microsoft.com/office/drawing/2016/5/13/chartex" xmlns:cx8="http://schemas.microsoft.com/office/drawing/2016/5/14/chartex" xmlns:mc="http://schemas.openxmlformats.org/markup-compatibility/2006" xmlns:aink="http://schemas.microsoft.com/office/drawing/2016/ink" xmlns:am3d="http://schemas.microsoft.com/office/drawing/2017/model3d" xmlns:o="urn:schemas-microsoft-com:office:office" xmlns:oel="http://schemas.microsoft.com/office/2019/extlst" xmlns:r="http://schemas.openxmlformats.org/officeDocument/2006/relationships" xmlns:m="http://schemas.openxmlformats.org/officeDocument/2006/math" xmlns:v="urn:schemas-microsoft-com:vml" xmlns:wp14="http://schemas.microsoft.com/office/word/2010/wordprocessingDrawing" xmlns:wp="http://schemas.openxmlformats.org/drawingml/2006/wordprocessingDrawing" xmlns:w10="urn:schemas-microsoft-com:office:word" xmlns:w="http://schemas.openxmlformats.org/wordprocessingml/2006/main" xmlns:w14="http://schemas.microsoft.com/office/word/2010/wordml" xmlns:w15="http://schemas.microsoft.com/office/word/2012/wordml" xmlns:w16cex="http://schemas.microsoft.com/office/word/2018/wordml/cex" xmlns:w16cid="http://schemas.microsoft.com/office/word/2016/wordml/cid" xmlns:w16="http://schemas.microsoft.com/office/word/2018/wordml" xmlns:w16du="http://schemas.microsoft.com/office/word/2023/wordml/word16du" xmlns:w16sdtdh="http://schemas.microsoft.com/office/word/2020/wordml/sdtdatahash" xmlns:w16sdtfl="http://schemas.microsoft.com/office/word/2024/wordml/sdtformatlock" xmlns:w16se="http://schemas.microsoft.com/office/word/2015/wordml/symex" xmlns:wpg="http://schemas.microsoft.com/office/word/2010/wordprocessingGroup" xmlns:wpi="http://schemas.microsoft.com/office/word/2010/wordprocessingInk" xmlns:wne="http://schemas.microsoft.com/office/word/2006/wordml" xmlns:wps="http://schemas.microsoft.com/office/word/2010/wordprocessingShape" mc:Ignorable="w14 w15 w16se w16cid w16 w16cex w16sdtdh w16sdtfl w16du wp14">
+  <w:endnote w:type="separator" w:id="-1">
+    <w:p>
+      <w:pPr>
+        <w:spacing w:after="0" w:line="240" w:lineRule="auto"/>
+      </w:pPr>
+      <w:r>
+        <w:separator/>
+      </w:r>
+    </w:p>
+  </w:endnote>
+  <w:endnote w:type="continuationSeparator" w:id="0">
+    <w:p>
+      <w:pPr>
+        <w:spacing w:after="0" w:line="240" w:lineRule="auto"/>
+      </w:pPr>
+      <w:r>
+        <w:continuationSeparator/>
+      </w:r>
+    </w:p>
+  </w:endnote>
+</w:endnotes>
+</file>
+
+<file path=word/footnotes.xml><?xml version="1.0" encoding="utf-8"?>
+<w:footnotes xmlns:wpc="http://schemas.microsoft.com/office/word/2010/wordprocessingCanvas" xmlns:cx="http://schemas.microsoft.com/office/drawing/2014/chartex" xmlns:cx1="http://schemas.microsoft.com/office/drawing/2015/9/8/chartex" xmlns:cx2="http://schemas.microsoft.com/office/drawing/2015/10/21/chartex" xmlns:cx3="http://schemas.microsoft.com/office/drawing/2016/5/9/chartex" xmlns:cx4="http://schemas.microsoft.com/office/drawing/2016/5/10/chartex" xmlns:cx5="http://schemas.microsoft.com/office/drawing/2016/5/11/chartex" xmlns:cx6="http://schemas.microsoft.com/office/drawing/2016/5/12/chartex" xmlns:cx7="http://schemas.microsoft.com/office/drawing/2016/5/13/chartex" xmlns:cx8="http://schemas.microsoft.com/office/drawing/2016/5/14/chartex" xmlns:mc="http://schemas.openxmlformats.org/markup-compatibility/2006" xmlns:aink="http://schemas.microsoft.com/office/drawing/2016/ink" xmlns:am3d="http://schemas.microsoft.com/office/drawing/2017/model3d" xmlns:o="urn:schemas-microsoft-com:office:office" xmlns:oel="http://schemas.microsoft.com/office/2019/extlst" xmlns:r="http://schemas.openxmlformats.org/officeDocument/2006/relationships" xmlns:m="http://schemas.openxmlformats.org/officeDocument/2006/math" xmlns:v="urn:schemas-microsoft-com:vml" xmlns:wp14="http://schemas.microsoft.com/office/word/2010/wordprocessingDrawing" xmlns:wp="http://schemas.openxmlformats.org/drawingml/2006/wordprocessingDrawing" xmlns:w10="urn:schemas-microsoft-com:office:word" xmlns:w="http://schemas.openxmlformats.org/wordprocessingml/2006/main" xmlns:w14="http://schemas.microsoft.com/office/word/2010/wordml" xmlns:w15="http://schemas.microsoft.com/office/word/2012/wordml" xmlns:w16cex="http://schemas.microsoft.com/office/word/2018/wordml/cex" xmlns:w16cid="http://schemas.microsoft.com/office/word/2016/wordml/cid" xmlns:w16="http://schemas.microsoft.com/office/word/2018/wordml" xmlns:w16du="http://schemas.microsoft.com/office/word/2023/wordml/word16du" xmlns:w16sdtdh="http://schemas.microsoft.com/office/word/2020/wordml/sdtdatahash" xmlns:w16sdtfl="http://schemas.microsoft.com/office/word/2024/wordml/sdtformatlock" xmlns:w16se="http://schemas.microsoft.com/office/word/2015/wordml/symex" xmlns:wpg="http://schemas.microsoft.com/office/word/2010/wordprocessingGroup" xmlns:wpi="http://schemas.microsoft.com/office/word/2010/wordprocessingInk" xmlns:wne="http://schemas.microsoft.com/office/word/2006/wordml" xmlns:wps="http://schemas.microsoft.com/office/word/2010/wordprocessingShape" mc:Ignorable="w14 w15 w16se w16cid w16 w16cex w16sdtdh w16sdtfl w16du wp14">
+  <w:footnote w:type="separator" w:id="-1">
+    <w:p>
+      <w:pPr>
+        <w:spacing w:after="0" w:line="240" w:lineRule="auto"/>
+      </w:pPr>
+      <w:r>
+        <w:separator/>
+      </w:r>
+    </w:p>
+  </w:footnote>
+  <w:footnote w:type="continuationSeparator" w:id="0">
+    <w:p>
+      <w:pPr>
+        <w:spacing w:after="0" w:line="240" w:lineRule="auto"/>
+      </w:pPr>
+      <w:r>
+        <w:continuationSeparator/>
+      </w:r>
+    </w:p>
+  </w:footnote>
+</w:footnotes>
+</file>
+
+<file path=word/numbering.xml><?xml version="1.0" encoding="utf-8"?>
+<w:numbering xmlns:wpc="http://schemas.microsoft.com/office/word/2010/wordprocessingCanvas" xmlns:cx="http://schemas.microsoft.com/office/drawing/2014/chartex" xmlns:cx1="http://schemas.microsoft.com/office/drawing/2015/9/8/chartex" xmlns:cx2="http://schemas.microsoft.com/office/drawing/2015/10/21/chartex" xmlns:cx3="http://schemas.microsoft.com/office/drawing/2016/5/9/chartex" xmlns:cx4="http://schemas.microsoft.com/office/drawing/2016/5/10/chartex" xmlns:cx5="http://schemas.microsoft.com/office/drawing/2016/5/11/chartex" xmlns:cx6="http://schemas.microsoft.com/office/drawing/2016/5/12/chartex" xmlns:cx7="http://schemas.microsoft.com/office/drawing/2016/5/13/chartex" xmlns:cx8="http://schemas.microsoft.com/office/drawing/2016/5/14/chartex" xmlns:mc="http://schemas.openxmlformats.org/markup-compatibility/2006" xmlns:aink="http://schemas.microsoft.com/office/drawing/2016/ink" xmlns:am3d="http://schemas.microsoft.com/office/drawing/2017/model3d" xmlns:o="urn:schemas-microsoft-com:office:office" xmlns:oel="http://schemas.microsoft.com/office/2019/extlst" xmlns:r="http://schemas.openxmlformats.org/officeDocument/2006/relationships" xmlns:m="http://schemas.openxmlformats.org/officeDocument/2006/math" xmlns:v="urn:schemas-microsoft-com:vml" xmlns:wp14="http://schemas.microsoft.com/office/word/2010/wordprocessingDrawing" xmlns:wp="http://schemas.openxmlformats.org/drawingml/2006/wordprocessingDrawing" xmlns:w10="urn:schemas-microsoft-com:office:word" xmlns:w="http://schemas.openxmlformats.org/wordprocessingml/2006/main" xmlns:w14="http://schemas.microsoft.com/office/word/2010/wordml" xmlns:w15="http://schemas.microsoft.com/office/word/2012/wordml" xmlns:w16cex="http://schemas.microsoft.com/office/word/2018/wordml/cex" xmlns:w16cid="http://schemas.microsoft.com/office/word/2016/wordml/cid" xmlns:w16="http://schemas.microsoft.com/office/word/2018/wordml" xmlns:w16du="http://schemas.microsoft.com/office/word/2023/wordml/word16du" xmlns:w16sdtdh="http://schemas.microsoft.com/office/word/2020/wordml/sdtdatahash" xmlns:w16sdtfl="http://schemas.microsoft.com/office/word/2024/wordml/sdtformatlock" xmlns:w16se="http://schemas.microsoft.com/office/word/2015/wordml/symex" xmlns:wpg="http://schemas.microsoft.com/office/word/2010/wordprocessingGroup" xmlns:wpi="http://schemas.microsoft.com/office/word/2010/wordprocessingInk" xmlns:wne="http://schemas.microsoft.com/office/word/2006/wordml" xmlns:wps="http://schemas.microsoft.com/office/word/2010/wordprocessingShape" mc:Ignorable="w14 w15 w16se w16cid w16 w16cex w16sdtdh w16sdtfl w16du wp14">
+  <w:abstractNum w:abstractNumId="0" w15:restartNumberingAfterBreak="0">
+    <w:nsid w:val="10ED0D9B"/>
+    <w:multiLevelType w:val="hybridMultilevel"/>
+    <w:tmpl w:val="E6469BD6"/>
+    <w:lvl w:ilvl="0" w:tplc="C1A8D110">
+      <w:start w:val="16"/>
+      <w:numFmt w:val="bullet"/>
+      <w:lvlText w:val="-"/>
+      <w:lvlJc w:val="left"/>
+      <w:pPr>
+        <w:ind w:left="720" w:hanging="360"/>
+      </w:pPr>
+      <w:rPr>
+        <w:rFonts w:ascii="Aptos" w:eastAsiaTheme="minorHAnsi" w:hAnsi="Aptos" w:cstheme="minorBidi" w:hint="default"/>
+      </w:rPr>
+    </w:lvl>
+    <w:lvl w:ilvl="1" w:tplc="08090003" w:tentative="1">
+      <w:start w:val="1"/>
+      <w:numFmt w:val="bullet"/>
+      <w:lvlText w:val="o"/>
+      <w:lvlJc w:val="left"/>
+      <w:pPr>
+        <w:ind w:left="1440" w:hanging="360"/>
+      </w:pPr>
+      <w:rPr>
+        <w:rFonts w:ascii="Courier New" w:hAnsi="Courier New" w:cs="Courier New" w:hint="default"/>
+      </w:rPr>
+    </w:lvl>
+    <w:lvl w:ilvl="2" w:tplc="08090005" w:tentative="1">
+      <w:start w:val="1"/>
+      <w:numFmt w:val="bullet"/>
+      <w:lvlText w:val=""/>
+      <w:lvlJc w:val="left"/>
+      <w:pPr>
+        <w:ind w:left="2160" w:hanging="360"/>
+      </w:pPr>
+      <w:rPr>
+        <w:rFonts w:ascii="Wingdings" w:hAnsi="Wingdings" w:hint="default"/>
+      </w:rPr>
+    </w:lvl>
+    <w:lvl w:ilvl="3" w:tplc="08090001" w:tentative="1">
+      <w:start w:val="1"/>
+      <w:numFmt w:val="bullet"/>
+      <w:lvlText w:val=""/>
+      <w:lvlJc w:val="left"/>
+      <w:pPr>
+        <w:ind w:left="2880" w:hanging="360"/>
+      </w:pPr>
+      <w:rPr>
+        <w:rFonts w:ascii="Symbol" w:hAnsi="Symbol" w:hint="default"/>
+      </w:rPr>
+    </w:lvl>
+    <w:lvl w:ilvl="4" w:tplc="08090003" w:tentative="1">
+      <w:start w:val="1"/>
+      <w:numFmt w:val="bullet"/>
+      <w:lvlText w:val="o"/>
+      <w:lvlJc w:val="left"/>
+      <w:pPr>
+        <w:ind w:left="3600" w:hanging="360"/>
+      </w:pPr>
+      <w:rPr>
+        <w:rFonts w:ascii="Courier New" w:hAnsi="Courier New" w:cs="Courier New" w:hint="default"/>
+      </w:rPr>
+    </w:lvl>
+    <w:lvl w:ilvl="5" w:tplc="08090005" w:tentative="1">
+      <w:start w:val="1"/>
+      <w:numFmt w:val="bullet"/>
+      <w:lvlText w:val=""/>
+      <w:lvlJc w:val="left"/>
+      <w:pPr>
+        <w:ind w:left="4320" w:hanging="360"/>
+      </w:pPr>
+      <w:rPr>
+        <w:rFonts w:ascii="Wingdings" w:hAnsi="Wingdings" w:hint="default"/>
+      </w:rPr>
+    </w:lvl>
+    <w:lvl w:ilvl="6" w:tplc="08090001" w:tentative="1">
+      <w:start w:val="1"/>
+      <w:numFmt w:val="bullet"/>
+      <w:lvlText w:val=""/>
+      <w:lvlJc w:val="left"/>
+      <w:pPr>
+        <w:ind w:left="5040" w:hanging="360"/>
+      </w:pPr>
+      <w:rPr>
+        <w:rFonts w:ascii="Symbol" w:hAnsi="Symbol" w:hint="default"/>
+      </w:rPr>
+    </w:lvl>
+    <w:lvl w:ilvl="7" w:tplc="08090003" w:tentative="1">
+      <w:start w:val="1"/>
+      <w:numFmt w:val="bullet"/>
+      <w:lvlText w:val="o"/>
+      <w:lvlJc w:val="left"/>
+      <w:pPr>
+        <w:ind w:left="5760" w:hanging="360"/>
+      </w:pPr>
+      <w:rPr>
+        <w:rFonts w:ascii="Courier New" w:hAnsi="Courier New" w:cs="Courier New" w:hint="default"/>
+      </w:rPr>
+    </w:lvl>
+    <w:lvl w:ilvl="8" w:tplc="08090005" w:tentative="1">
+      <w:start w:val="1"/>
+      <w:numFmt w:val="bullet"/>
+      <w:lvlText w:val=""/>
+      <w:lvlJc w:val="left"/>
+      <w:pPr>
+        <w:ind w:left="6480" w:hanging="360"/>
+      </w:pPr>
+      <w:rPr>
+        <w:rFonts w:ascii="Wingdings" w:hAnsi="Wingdings" w:hint="default"/>
+      </w:rPr>
+    </w:lvl>
+  </w:abstractNum>
+  <w:num w:numId="1" w16cid:durableId="287784902">
+    <w:abstractNumId w:val="0"/>
+  </w:num>
+</w:numbering>
 </file>
 
 <file path=word/styles.xml><?xml version="1.0" encoding="utf-8"?>
@@ -815,6 +6400,7 @@
   <w:style w:type="paragraph" w:default="1" w:styleId="Normal">
     <w:name w:val="Normal"/>
     <w:qFormat/>
+    <w:rsid w:val="0019782A"/>
   </w:style>
   <w:style w:type="paragraph" w:styleId="Heading1">
     <w:name w:val="heading 1"/>
@@ -1018,7 +6604,6 @@
   <w:style w:type="character" w:default="1" w:styleId="DefaultParagraphFont">
     <w:name w:val="Default Paragraph Font"/>
     <w:uiPriority w:val="1"/>
-    <w:semiHidden/>
     <w:unhideWhenUsed/>
   </w:style>
   <w:style w:type="table" w:default="1" w:styleId="TableNormal">
@@ -1332,6 +6917,104 @@
       <w:spacing w:val="5"/>
     </w:rPr>
   </w:style>
+  <w:style w:type="table" w:styleId="TableGrid">
+    <w:name w:val="Table Grid"/>
+    <w:basedOn w:val="TableNormal"/>
+    <w:uiPriority w:val="39"/>
+    <w:rsid w:val="002367AC"/>
+    <w:pPr>
+      <w:spacing w:after="0" w:line="240" w:lineRule="auto"/>
+    </w:pPr>
+    <w:tblPr>
+      <w:tblBorders>
+        <w:top w:val="single" w:sz="4" w:space="0" w:color="auto"/>
+        <w:left w:val="single" w:sz="4" w:space="0" w:color="auto"/>
+        <w:bottom w:val="single" w:sz="4" w:space="0" w:color="auto"/>
+        <w:right w:val="single" w:sz="4" w:space="0" w:color="auto"/>
+        <w:insideH w:val="single" w:sz="4" w:space="0" w:color="auto"/>
+        <w:insideV w:val="single" w:sz="4" w:space="0" w:color="auto"/>
+      </w:tblBorders>
+    </w:tblPr>
+  </w:style>
+  <w:style w:type="character" w:styleId="Hyperlink">
+    <w:name w:val="Hyperlink"/>
+    <w:basedOn w:val="DefaultParagraphFont"/>
+    <w:uiPriority w:val="99"/>
+    <w:unhideWhenUsed/>
+    <w:rsid w:val="0019782A"/>
+    <w:rPr>
+      <w:color w:val="467886" w:themeColor="hyperlink"/>
+      <w:u w:val="single"/>
+    </w:rPr>
+  </w:style>
+  <w:style w:type="character" w:styleId="UnresolvedMention">
+    <w:name w:val="Unresolved Mention"/>
+    <w:basedOn w:val="DefaultParagraphFont"/>
+    <w:uiPriority w:val="99"/>
+    <w:semiHidden/>
+    <w:unhideWhenUsed/>
+    <w:rsid w:val="0019782A"/>
+    <w:rPr>
+      <w:color w:val="605E5C"/>
+      <w:shd w:val="clear" w:color="auto" w:fill="E1DFDD"/>
+    </w:rPr>
+  </w:style>
+  <w:style w:type="paragraph" w:styleId="Header">
+    <w:name w:val="header"/>
+    <w:basedOn w:val="Normal"/>
+    <w:link w:val="HeaderChar"/>
+    <w:uiPriority w:val="99"/>
+    <w:unhideWhenUsed/>
+    <w:rsid w:val="0019782A"/>
+    <w:pPr>
+      <w:tabs>
+        <w:tab w:val="center" w:pos="4513"/>
+        <w:tab w:val="right" w:pos="9026"/>
+      </w:tabs>
+      <w:spacing w:after="0" w:line="240" w:lineRule="auto"/>
+    </w:pPr>
+  </w:style>
+  <w:style w:type="character" w:customStyle="1" w:styleId="HeaderChar">
+    <w:name w:val="Header Char"/>
+    <w:basedOn w:val="DefaultParagraphFont"/>
+    <w:link w:val="Header"/>
+    <w:uiPriority w:val="99"/>
+    <w:rsid w:val="0019782A"/>
+  </w:style>
+  <w:style w:type="paragraph" w:styleId="Footer">
+    <w:name w:val="footer"/>
+    <w:basedOn w:val="Normal"/>
+    <w:link w:val="FooterChar"/>
+    <w:uiPriority w:val="99"/>
+    <w:unhideWhenUsed/>
+    <w:rsid w:val="0019782A"/>
+    <w:pPr>
+      <w:tabs>
+        <w:tab w:val="center" w:pos="4513"/>
+        <w:tab w:val="right" w:pos="9026"/>
+      </w:tabs>
+      <w:spacing w:after="0" w:line="240" w:lineRule="auto"/>
+    </w:pPr>
+  </w:style>
+  <w:style w:type="character" w:customStyle="1" w:styleId="FooterChar">
+    <w:name w:val="Footer Char"/>
+    <w:basedOn w:val="DefaultParagraphFont"/>
+    <w:link w:val="Footer"/>
+    <w:uiPriority w:val="99"/>
+    <w:rsid w:val="0019782A"/>
+  </w:style>
+  <w:style w:type="character" w:styleId="FollowedHyperlink">
+    <w:name w:val="FollowedHyperlink"/>
+    <w:basedOn w:val="DefaultParagraphFont"/>
+    <w:uiPriority w:val="99"/>
+    <w:semiHidden/>
+    <w:unhideWhenUsed/>
+    <w:rsid w:val="00882FEA"/>
+    <w:rPr>
+      <w:color w:val="96607D" w:themeColor="followedHyperlink"/>
+      <w:u w:val="single"/>
+    </w:rPr>
+  </w:style>
 </w:styles>
 </file>
 
@@ -1628,4 +7311,16 @@
     </a:ext>
   </a:extLst>
 </a:theme>
+</file>
+
+<file path=customXml/item1.xml><?xml version="1.0" encoding="utf-8"?>
+<b:Sources xmlns:b="http://schemas.openxmlformats.org/officeDocument/2006/bibliography" xmlns="http://schemas.openxmlformats.org/officeDocument/2006/bibliography" SelectedStyle="\APASixthEditionOfficeOnline.xsl" StyleName="APA" Version="6"/>
+</file>
+
+<file path=customXml/itemProps1.xml><?xml version="1.0" encoding="utf-8"?>
+<ds:datastoreItem xmlns:ds="http://schemas.openxmlformats.org/officeDocument/2006/customXml" ds:itemID="{650A5B7B-D446-427A-836A-8C4B38F93F2E}">
+  <ds:schemaRefs>
+    <ds:schemaRef ds:uri="http://schemas.openxmlformats.org/officeDocument/2006/bibliography"/>
+  </ds:schemaRefs>
+</ds:datastoreItem>
 </file>
--- a/documentation.docx
+++ b/documentation.docx
@@ -69,7 +69,14 @@
           <w:sz w:val="36"/>
           <w:szCs w:val="36"/>
         </w:rPr>
-        <w:t>Version: 5 (may add automatic version selector later)</w:t>
+        <w:t>Version:</w:t>
+      </w:r>
+      <w:r>
+        <w:rPr>
+          <w:sz w:val="36"/>
+          <w:szCs w:val="36"/>
+        </w:rPr>
+        <w:t xml:space="preserve"> Automatically chosen based on data capacity</w:t>
       </w:r>
     </w:p>
     <w:p>
@@ -5816,6 +5823,37 @@
             <w:rStyle w:val="Hyperlink"/>
           </w:rPr>
           <w:t>https://www.thonky.com/qr-code-tutorial/mask-patterns</w:t>
+        </w:r>
+      </w:hyperlink>
+    </w:p>
+    <w:p>
+      <w:pPr>
+        <w:rPr>
+          <w:sz w:val="36"/>
+          <w:szCs w:val="36"/>
+        </w:rPr>
+      </w:pPr>
+      <w:r>
+        <w:rPr>
+          <w:sz w:val="36"/>
+          <w:szCs w:val="36"/>
+        </w:rPr>
+        <w:t>Character Capacities Table</w:t>
+      </w:r>
+    </w:p>
+    <w:p>
+      <w:pPr>
+        <w:rPr>
+          <w:sz w:val="36"/>
+          <w:szCs w:val="36"/>
+        </w:rPr>
+      </w:pPr>
+      <w:hyperlink r:id="rId14" w:history="1">
+        <w:r>
+          <w:rPr>
+            <w:rStyle w:val="Hyperlink"/>
+          </w:rPr>
+          <w:t>https://www.thonky.com/qr-code-tutorial/character-capacities</w:t>
         </w:r>
       </w:hyperlink>
     </w:p>

--- a/documentation.docx
+++ b/documentation.docx
@@ -721,7 +721,14 @@
           <w:sz w:val="36"/>
           <w:szCs w:val="36"/>
         </w:rPr>
-        <w:t>Of bit string length after adding terminator bits is not a multiple of 8 add 0s to the right to complete the byte</w:t>
+        <w:t>I</w:t>
+      </w:r>
+      <w:r>
+        <w:rPr>
+          <w:sz w:val="36"/>
+          <w:szCs w:val="36"/>
+        </w:rPr>
+        <w:t>f bit string length after adding terminator bits is not a multiple of 8 add 0s to the right to complete the byte</w:t>
       </w:r>
     </w:p>
     <w:p>
@@ -5659,23 +5666,7 @@
             <w:sz w:val="36"/>
             <w:szCs w:val="36"/>
           </w:rPr>
-          <w:t>QR Code Tutoria</w:t>
-        </w:r>
-        <w:r>
-          <w:rPr>
-            <w:rStyle w:val="Hyperlink"/>
-            <w:sz w:val="36"/>
-            <w:szCs w:val="36"/>
-          </w:rPr>
-          <w:t>l</w:t>
-        </w:r>
-        <w:r>
-          <w:rPr>
-            <w:rStyle w:val="Hyperlink"/>
-            <w:sz w:val="36"/>
-            <w:szCs w:val="36"/>
-          </w:rPr>
-          <w:t xml:space="preserve"> - </w:t>
+          <w:t xml:space="preserve">QR Code Tutorial - </w:t>
         </w:r>
         <w:proofErr w:type="spellStart"/>
         <w:r>
@@ -6642,6 +6633,7 @@
   <w:style w:type="character" w:default="1" w:styleId="DefaultParagraphFont">
     <w:name w:val="Default Paragraph Font"/>
     <w:uiPriority w:val="1"/>
+    <w:semiHidden/>
     <w:unhideWhenUsed/>
   </w:style>
   <w:style w:type="table" w:default="1" w:styleId="TableNormal">

--- a/documentation.docx
+++ b/documentation.docx
@@ -5746,14 +5746,7 @@
           <w:sz w:val="36"/>
           <w:szCs w:val="36"/>
         </w:rPr>
-        <w:t xml:space="preserve">Remainder Bits Table Found </w:t>
-      </w:r>
-      <w:r>
-        <w:rPr>
-          <w:sz w:val="36"/>
-          <w:szCs w:val="36"/>
-        </w:rPr>
-        <w:t>Here</w:t>
+        <w:t>Remainder Bits Table</w:t>
       </w:r>
       <w:r>
         <w:rPr>
